--- a/数据库设计文档.docx
+++ b/数据库设计文档.docx
@@ -1745,8 +1745,6 @@
         </w:rPr>
         <w:t xml:space="preserve">厂商用户表 </w:t>
       </w:r>
-      <w:bookmarkStart w:id="0" w:name="_GoBack"/>
-      <w:bookmarkEnd w:id="0"/>
     </w:p>
     <w:p>
       <w:pPr>
@@ -3340,12 +3338,6 @@
             <w:insideH w:val="single" w:color="auto" w:sz="4" w:space="0"/>
             <w:insideV w:val="single" w:color="auto" w:sz="4" w:space="0"/>
           </w:tblBorders>
-          <w:tblCellMar>
-            <w:top w:w="0" w:type="dxa"/>
-            <w:left w:w="108" w:type="dxa"/>
-            <w:bottom w:w="0" w:type="dxa"/>
-            <w:right w:w="108" w:type="dxa"/>
-          </w:tblCellMar>
         </w:tblPrEx>
         <w:tc>
           <w:tcPr>
@@ -3726,6 +3718,3533 @@
         </w:rPr>
       </w:pPr>
     </w:p>
+    <w:p>
+      <w:pPr>
+        <w:rPr>
+          <w:rFonts w:hint="default"/>
+          <w:lang w:val="en-US" w:eastAsia="zh-CN"/>
+        </w:rPr>
+      </w:pPr>
+    </w:p>
+    <w:p>
+      <w:pPr>
+        <w:rPr>
+          <w:rFonts w:hint="default"/>
+          <w:lang w:val="en-US" w:eastAsia="zh-CN"/>
+        </w:rPr>
+      </w:pPr>
+      <w:r>
+        <w:rPr>
+          <w:rFonts w:hint="eastAsia"/>
+          <w:lang w:val="en-US" w:eastAsia="zh-CN"/>
+        </w:rPr>
+        <w:t>PC端页面权限（菜单按钮）表</w:t>
+      </w:r>
+    </w:p>
+    <w:p>
+      <w:pPr>
+        <w:rPr>
+          <w:rFonts w:hint="eastAsia"/>
+          <w:lang w:val="en-US" w:eastAsia="zh-CN"/>
+        </w:rPr>
+      </w:pPr>
+      <w:r>
+        <w:rPr>
+          <w:rFonts w:hint="eastAsia"/>
+          <w:lang w:val="en-US" w:eastAsia="zh-CN"/>
+        </w:rPr>
+        <w:t>pc_permission</w:t>
+      </w:r>
+    </w:p>
+    <w:tbl>
+      <w:tblPr>
+        <w:tblStyle w:val="3"/>
+        <w:tblW w:w="0" w:type="auto"/>
+        <w:tblInd w:w="0" w:type="dxa"/>
+        <w:tblBorders>
+          <w:top w:val="single" w:color="auto" w:sz="4" w:space="0"/>
+          <w:left w:val="single" w:color="auto" w:sz="4" w:space="0"/>
+          <w:bottom w:val="single" w:color="auto" w:sz="4" w:space="0"/>
+          <w:right w:val="single" w:color="auto" w:sz="4" w:space="0"/>
+          <w:insideH w:val="single" w:color="auto" w:sz="4" w:space="0"/>
+          <w:insideV w:val="single" w:color="auto" w:sz="4" w:space="0"/>
+        </w:tblBorders>
+        <w:tblLayout w:type="fixed"/>
+        <w:tblCellMar>
+          <w:left w:w="108" w:type="dxa"/>
+          <w:right w:w="108" w:type="dxa"/>
+        </w:tblCellMar>
+      </w:tblPr>
+      <w:tblGrid>
+        <w:gridCol w:w="1704"/>
+        <w:gridCol w:w="2378"/>
+        <w:gridCol w:w="1863"/>
+        <w:gridCol w:w="1425"/>
+        <w:gridCol w:w="1152"/>
+      </w:tblGrid>
+      <w:tr>
+        <w:tblPrEx>
+          <w:tblBorders>
+            <w:top w:val="single" w:color="auto" w:sz="4" w:space="0"/>
+            <w:left w:val="single" w:color="auto" w:sz="4" w:space="0"/>
+            <w:bottom w:val="single" w:color="auto" w:sz="4" w:space="0"/>
+            <w:right w:val="single" w:color="auto" w:sz="4" w:space="0"/>
+            <w:insideH w:val="single" w:color="auto" w:sz="4" w:space="0"/>
+            <w:insideV w:val="single" w:color="auto" w:sz="4" w:space="0"/>
+          </w:tblBorders>
+          <w:tblCellMar>
+            <w:left w:w="108" w:type="dxa"/>
+            <w:right w:w="108" w:type="dxa"/>
+          </w:tblCellMar>
+        </w:tblPrEx>
+        <w:tc>
+          <w:tcPr>
+            <w:tcW w:w="1704" w:type="dxa"/>
+          </w:tcPr>
+          <w:p>
+            <w:pPr>
+              <w:rPr>
+                <w:rFonts w:hint="default"/>
+                <w:vertAlign w:val="baseline"/>
+                <w:lang w:val="en-US" w:eastAsia="zh-CN"/>
+              </w:rPr>
+            </w:pPr>
+            <w:r>
+              <w:rPr>
+                <w:rFonts w:hint="eastAsia"/>
+                <w:vertAlign w:val="baseline"/>
+                <w:lang w:val="en-US" w:eastAsia="zh-CN"/>
+              </w:rPr>
+              <w:t>permission_id</w:t>
+            </w:r>
+          </w:p>
+        </w:tc>
+        <w:tc>
+          <w:tcPr>
+            <w:tcW w:w="2378" w:type="dxa"/>
+          </w:tcPr>
+          <w:p>
+            <w:pPr>
+              <w:rPr>
+                <w:rFonts w:hint="default"/>
+                <w:vertAlign w:val="baseline"/>
+                <w:lang w:val="en-US" w:eastAsia="zh-CN"/>
+              </w:rPr>
+            </w:pPr>
+            <w:r>
+              <w:rPr>
+                <w:rFonts w:hint="eastAsia"/>
+                <w:vertAlign w:val="baseline"/>
+                <w:lang w:val="en-US" w:eastAsia="zh-CN"/>
+              </w:rPr>
+              <w:t>权限标识</w:t>
+            </w:r>
+          </w:p>
+        </w:tc>
+        <w:tc>
+          <w:tcPr>
+            <w:tcW w:w="1863" w:type="dxa"/>
+          </w:tcPr>
+          <w:p>
+            <w:pPr>
+              <w:rPr>
+                <w:rFonts w:hint="default"/>
+                <w:vertAlign w:val="baseline"/>
+                <w:lang w:val="en-US" w:eastAsia="zh-CN"/>
+              </w:rPr>
+            </w:pPr>
+            <w:r>
+              <w:rPr>
+                <w:rFonts w:hint="eastAsia"/>
+                <w:vertAlign w:val="baseline"/>
+                <w:lang w:val="en-US" w:eastAsia="zh-CN"/>
+              </w:rPr>
+              <w:t>INT</w:t>
+            </w:r>
+          </w:p>
+        </w:tc>
+        <w:tc>
+          <w:tcPr>
+            <w:tcW w:w="1425" w:type="dxa"/>
+          </w:tcPr>
+          <w:p>
+            <w:pPr>
+              <w:rPr>
+                <w:rFonts w:hint="default"/>
+                <w:vertAlign w:val="baseline"/>
+                <w:lang w:val="en-US" w:eastAsia="zh-CN"/>
+              </w:rPr>
+            </w:pPr>
+            <w:r>
+              <w:rPr>
+                <w:rFonts w:hint="eastAsia"/>
+                <w:vertAlign w:val="baseline"/>
+                <w:lang w:val="en-US" w:eastAsia="zh-CN"/>
+              </w:rPr>
+              <w:t>主键</w:t>
+            </w:r>
+          </w:p>
+        </w:tc>
+        <w:tc>
+          <w:tcPr>
+            <w:tcW w:w="1152" w:type="dxa"/>
+          </w:tcPr>
+          <w:p>
+            <w:pPr>
+              <w:rPr>
+                <w:rFonts w:hint="default"/>
+                <w:vertAlign w:val="baseline"/>
+                <w:lang w:val="en-US" w:eastAsia="zh-CN"/>
+              </w:rPr>
+            </w:pPr>
+            <w:r>
+              <w:rPr>
+                <w:rFonts w:hint="eastAsia"/>
+                <w:vertAlign w:val="baseline"/>
+                <w:lang w:val="en-US" w:eastAsia="zh-CN"/>
+              </w:rPr>
+              <w:t>非空</w:t>
+            </w:r>
+          </w:p>
+        </w:tc>
+      </w:tr>
+      <w:tr>
+        <w:tblPrEx>
+          <w:tblBorders>
+            <w:top w:val="single" w:color="auto" w:sz="4" w:space="0"/>
+            <w:left w:val="single" w:color="auto" w:sz="4" w:space="0"/>
+            <w:bottom w:val="single" w:color="auto" w:sz="4" w:space="0"/>
+            <w:right w:val="single" w:color="auto" w:sz="4" w:space="0"/>
+            <w:insideH w:val="single" w:color="auto" w:sz="4" w:space="0"/>
+            <w:insideV w:val="single" w:color="auto" w:sz="4" w:space="0"/>
+          </w:tblBorders>
+          <w:tblCellMar>
+            <w:left w:w="108" w:type="dxa"/>
+            <w:right w:w="108" w:type="dxa"/>
+          </w:tblCellMar>
+        </w:tblPrEx>
+        <w:tc>
+          <w:tcPr>
+            <w:tcW w:w="1704" w:type="dxa"/>
+          </w:tcPr>
+          <w:p>
+            <w:pPr>
+              <w:rPr>
+                <w:rFonts w:hint="default"/>
+                <w:vertAlign w:val="baseline"/>
+                <w:lang w:val="en-US" w:eastAsia="zh-CN"/>
+              </w:rPr>
+            </w:pPr>
+            <w:r>
+              <w:rPr>
+                <w:rFonts w:hint="eastAsia"/>
+                <w:vertAlign w:val="baseline"/>
+                <w:lang w:val="en-US" w:eastAsia="zh-CN"/>
+              </w:rPr>
+              <w:t>name</w:t>
+            </w:r>
+          </w:p>
+        </w:tc>
+        <w:tc>
+          <w:tcPr>
+            <w:tcW w:w="2378" w:type="dxa"/>
+          </w:tcPr>
+          <w:p>
+            <w:pPr>
+              <w:rPr>
+                <w:rFonts w:hint="default"/>
+                <w:vertAlign w:val="baseline"/>
+                <w:lang w:val="en-US" w:eastAsia="zh-CN"/>
+              </w:rPr>
+            </w:pPr>
+            <w:r>
+              <w:rPr>
+                <w:rFonts w:hint="eastAsia"/>
+                <w:vertAlign w:val="baseline"/>
+                <w:lang w:val="en-US" w:eastAsia="zh-CN"/>
+              </w:rPr>
+              <w:t>名称</w:t>
+            </w:r>
+          </w:p>
+        </w:tc>
+        <w:tc>
+          <w:tcPr>
+            <w:tcW w:w="1863" w:type="dxa"/>
+          </w:tcPr>
+          <w:p>
+            <w:pPr>
+              <w:rPr>
+                <w:rFonts w:hint="default"/>
+                <w:vertAlign w:val="baseline"/>
+                <w:lang w:val="en-US" w:eastAsia="zh-CN"/>
+              </w:rPr>
+            </w:pPr>
+            <w:r>
+              <w:rPr>
+                <w:rFonts w:hint="eastAsia"/>
+                <w:vertAlign w:val="baseline"/>
+                <w:lang w:val="en-US" w:eastAsia="zh-CN"/>
+              </w:rPr>
+              <w:t>VARCHAR(50)</w:t>
+            </w:r>
+          </w:p>
+        </w:tc>
+        <w:tc>
+          <w:tcPr>
+            <w:tcW w:w="1425" w:type="dxa"/>
+          </w:tcPr>
+          <w:p>
+            <w:pPr>
+              <w:rPr>
+                <w:rFonts w:hint="default"/>
+                <w:vertAlign w:val="baseline"/>
+                <w:lang w:val="en-US" w:eastAsia="zh-CN"/>
+              </w:rPr>
+            </w:pPr>
+            <w:r>
+              <w:rPr>
+                <w:rFonts w:hint="eastAsia"/>
+                <w:vertAlign w:val="baseline"/>
+                <w:lang w:val="en-US" w:eastAsia="zh-CN"/>
+              </w:rPr>
+              <w:t>唯一</w:t>
+            </w:r>
+          </w:p>
+        </w:tc>
+        <w:tc>
+          <w:tcPr>
+            <w:tcW w:w="1152" w:type="dxa"/>
+          </w:tcPr>
+          <w:p>
+            <w:pPr>
+              <w:rPr>
+                <w:rFonts w:hint="default"/>
+                <w:vertAlign w:val="baseline"/>
+                <w:lang w:val="en-US" w:eastAsia="zh-CN"/>
+              </w:rPr>
+            </w:pPr>
+            <w:r>
+              <w:rPr>
+                <w:rFonts w:hint="eastAsia"/>
+                <w:vertAlign w:val="baseline"/>
+                <w:lang w:val="en-US" w:eastAsia="zh-CN"/>
+              </w:rPr>
+              <w:t>非空</w:t>
+            </w:r>
+          </w:p>
+        </w:tc>
+      </w:tr>
+      <w:tr>
+        <w:tblPrEx>
+          <w:tblBorders>
+            <w:top w:val="single" w:color="auto" w:sz="4" w:space="0"/>
+            <w:left w:val="single" w:color="auto" w:sz="4" w:space="0"/>
+            <w:bottom w:val="single" w:color="auto" w:sz="4" w:space="0"/>
+            <w:right w:val="single" w:color="auto" w:sz="4" w:space="0"/>
+            <w:insideH w:val="single" w:color="auto" w:sz="4" w:space="0"/>
+            <w:insideV w:val="single" w:color="auto" w:sz="4" w:space="0"/>
+          </w:tblBorders>
+          <w:tblCellMar>
+            <w:left w:w="108" w:type="dxa"/>
+            <w:right w:w="108" w:type="dxa"/>
+          </w:tblCellMar>
+        </w:tblPrEx>
+        <w:tc>
+          <w:tcPr>
+            <w:tcW w:w="1704" w:type="dxa"/>
+          </w:tcPr>
+          <w:p>
+            <w:pPr>
+              <w:rPr>
+                <w:rFonts w:hint="default"/>
+                <w:vertAlign w:val="baseline"/>
+                <w:lang w:val="en-US" w:eastAsia="zh-CN"/>
+              </w:rPr>
+            </w:pPr>
+            <w:r>
+              <w:rPr>
+                <w:rFonts w:hint="eastAsia"/>
+                <w:vertAlign w:val="baseline"/>
+                <w:lang w:val="en-US" w:eastAsia="zh-CN"/>
+              </w:rPr>
+              <w:t>code</w:t>
+            </w:r>
+          </w:p>
+        </w:tc>
+        <w:tc>
+          <w:tcPr>
+            <w:tcW w:w="2378" w:type="dxa"/>
+          </w:tcPr>
+          <w:p>
+            <w:pPr>
+              <w:rPr>
+                <w:rFonts w:hint="default"/>
+                <w:vertAlign w:val="baseline"/>
+                <w:lang w:val="en-US" w:eastAsia="zh-CN"/>
+              </w:rPr>
+            </w:pPr>
+            <w:r>
+              <w:rPr>
+                <w:rFonts w:hint="eastAsia"/>
+                <w:vertAlign w:val="baseline"/>
+                <w:lang w:val="en-US" w:eastAsia="zh-CN"/>
+              </w:rPr>
+              <w:t>编码</w:t>
+            </w:r>
+          </w:p>
+        </w:tc>
+        <w:tc>
+          <w:tcPr>
+            <w:tcW w:w="1863" w:type="dxa"/>
+          </w:tcPr>
+          <w:p>
+            <w:pPr>
+              <w:rPr>
+                <w:rFonts w:hint="default"/>
+                <w:vertAlign w:val="baseline"/>
+                <w:lang w:val="en-US" w:eastAsia="zh-CN"/>
+              </w:rPr>
+            </w:pPr>
+            <w:r>
+              <w:rPr>
+                <w:rFonts w:hint="eastAsia"/>
+                <w:vertAlign w:val="baseline"/>
+                <w:lang w:val="en-US" w:eastAsia="zh-CN"/>
+              </w:rPr>
+              <w:t>VARCHAR(100)</w:t>
+            </w:r>
+          </w:p>
+        </w:tc>
+        <w:tc>
+          <w:tcPr>
+            <w:tcW w:w="1425" w:type="dxa"/>
+          </w:tcPr>
+          <w:p>
+            <w:pPr>
+              <w:rPr>
+                <w:rFonts w:hint="default"/>
+                <w:vertAlign w:val="baseline"/>
+                <w:lang w:val="en-US" w:eastAsia="zh-CN"/>
+              </w:rPr>
+            </w:pPr>
+            <w:r>
+              <w:rPr>
+                <w:rFonts w:hint="eastAsia"/>
+                <w:vertAlign w:val="baseline"/>
+                <w:lang w:val="en-US" w:eastAsia="zh-CN"/>
+              </w:rPr>
+              <w:t>唯一</w:t>
+            </w:r>
+          </w:p>
+        </w:tc>
+        <w:tc>
+          <w:tcPr>
+            <w:tcW w:w="1152" w:type="dxa"/>
+          </w:tcPr>
+          <w:p>
+            <w:pPr>
+              <w:rPr>
+                <w:rFonts w:hint="default"/>
+                <w:vertAlign w:val="baseline"/>
+                <w:lang w:val="en-US" w:eastAsia="zh-CN"/>
+              </w:rPr>
+            </w:pPr>
+            <w:r>
+              <w:rPr>
+                <w:rFonts w:hint="eastAsia"/>
+                <w:vertAlign w:val="baseline"/>
+                <w:lang w:val="en-US" w:eastAsia="zh-CN"/>
+              </w:rPr>
+              <w:t>非空</w:t>
+            </w:r>
+          </w:p>
+        </w:tc>
+      </w:tr>
+      <w:tr>
+        <w:tblPrEx>
+          <w:tblBorders>
+            <w:top w:val="single" w:color="auto" w:sz="4" w:space="0"/>
+            <w:left w:val="single" w:color="auto" w:sz="4" w:space="0"/>
+            <w:bottom w:val="single" w:color="auto" w:sz="4" w:space="0"/>
+            <w:right w:val="single" w:color="auto" w:sz="4" w:space="0"/>
+            <w:insideH w:val="single" w:color="auto" w:sz="4" w:space="0"/>
+            <w:insideV w:val="single" w:color="auto" w:sz="4" w:space="0"/>
+          </w:tblBorders>
+          <w:tblCellMar>
+            <w:left w:w="108" w:type="dxa"/>
+            <w:right w:w="108" w:type="dxa"/>
+          </w:tblCellMar>
+        </w:tblPrEx>
+        <w:tc>
+          <w:tcPr>
+            <w:tcW w:w="1704" w:type="dxa"/>
+          </w:tcPr>
+          <w:p>
+            <w:pPr>
+              <w:rPr>
+                <w:rFonts w:hint="default"/>
+                <w:vertAlign w:val="baseline"/>
+                <w:lang w:val="en-US" w:eastAsia="zh-CN"/>
+              </w:rPr>
+            </w:pPr>
+            <w:r>
+              <w:rPr>
+                <w:rFonts w:hint="eastAsia"/>
+                <w:vertAlign w:val="baseline"/>
+                <w:lang w:val="en-US" w:eastAsia="zh-CN"/>
+              </w:rPr>
+              <w:t>type</w:t>
+            </w:r>
+          </w:p>
+        </w:tc>
+        <w:tc>
+          <w:tcPr>
+            <w:tcW w:w="2378" w:type="dxa"/>
+          </w:tcPr>
+          <w:p>
+            <w:pPr>
+              <w:rPr>
+                <w:rFonts w:hint="default"/>
+                <w:vertAlign w:val="baseline"/>
+                <w:lang w:val="en-US" w:eastAsia="zh-CN"/>
+              </w:rPr>
+            </w:pPr>
+            <w:r>
+              <w:rPr>
+                <w:rFonts w:hint="eastAsia"/>
+                <w:vertAlign w:val="baseline"/>
+                <w:lang w:val="en-US" w:eastAsia="zh-CN"/>
+              </w:rPr>
+              <w:t>类型</w:t>
+            </w:r>
+          </w:p>
+        </w:tc>
+        <w:tc>
+          <w:tcPr>
+            <w:tcW w:w="1863" w:type="dxa"/>
+          </w:tcPr>
+          <w:p>
+            <w:pPr>
+              <w:rPr>
+                <w:rFonts w:hint="default"/>
+                <w:vertAlign w:val="baseline"/>
+                <w:lang w:val="en-US" w:eastAsia="zh-CN"/>
+              </w:rPr>
+            </w:pPr>
+            <w:r>
+              <w:rPr>
+                <w:rFonts w:hint="eastAsia"/>
+                <w:vertAlign w:val="baseline"/>
+                <w:lang w:val="en-US" w:eastAsia="zh-CN"/>
+              </w:rPr>
+              <w:t>ENUM('MENU','BUTTON')</w:t>
+            </w:r>
+          </w:p>
+        </w:tc>
+        <w:tc>
+          <w:tcPr>
+            <w:tcW w:w="1425" w:type="dxa"/>
+          </w:tcPr>
+          <w:p>
+            <w:pPr>
+              <w:rPr>
+                <w:rFonts w:hint="default"/>
+                <w:vertAlign w:val="baseline"/>
+                <w:lang w:val="en-US" w:eastAsia="zh-CN"/>
+              </w:rPr>
+            </w:pPr>
+          </w:p>
+        </w:tc>
+        <w:tc>
+          <w:tcPr>
+            <w:tcW w:w="1152" w:type="dxa"/>
+          </w:tcPr>
+          <w:p>
+            <w:pPr>
+              <w:rPr>
+                <w:rFonts w:hint="default"/>
+                <w:vertAlign w:val="baseline"/>
+                <w:lang w:val="en-US" w:eastAsia="zh-CN"/>
+              </w:rPr>
+            </w:pPr>
+            <w:r>
+              <w:rPr>
+                <w:rFonts w:hint="eastAsia"/>
+                <w:vertAlign w:val="baseline"/>
+                <w:lang w:val="en-US" w:eastAsia="zh-CN"/>
+              </w:rPr>
+              <w:t>非空</w:t>
+            </w:r>
+          </w:p>
+        </w:tc>
+      </w:tr>
+      <w:tr>
+        <w:tblPrEx>
+          <w:tblBorders>
+            <w:top w:val="single" w:color="auto" w:sz="4" w:space="0"/>
+            <w:left w:val="single" w:color="auto" w:sz="4" w:space="0"/>
+            <w:bottom w:val="single" w:color="auto" w:sz="4" w:space="0"/>
+            <w:right w:val="single" w:color="auto" w:sz="4" w:space="0"/>
+            <w:insideH w:val="single" w:color="auto" w:sz="4" w:space="0"/>
+            <w:insideV w:val="single" w:color="auto" w:sz="4" w:space="0"/>
+          </w:tblBorders>
+          <w:tblCellMar>
+            <w:left w:w="108" w:type="dxa"/>
+            <w:right w:w="108" w:type="dxa"/>
+          </w:tblCellMar>
+        </w:tblPrEx>
+        <w:tc>
+          <w:tcPr>
+            <w:tcW w:w="1704" w:type="dxa"/>
+          </w:tcPr>
+          <w:p>
+            <w:pPr>
+              <w:rPr>
+                <w:rFonts w:hint="default"/>
+                <w:vertAlign w:val="baseline"/>
+                <w:lang w:val="en-US" w:eastAsia="zh-CN"/>
+              </w:rPr>
+            </w:pPr>
+            <w:r>
+              <w:rPr>
+                <w:rFonts w:hint="eastAsia"/>
+                <w:vertAlign w:val="baseline"/>
+                <w:lang w:val="en-US" w:eastAsia="zh-CN"/>
+              </w:rPr>
+              <w:t>parent_id</w:t>
+            </w:r>
+          </w:p>
+        </w:tc>
+        <w:tc>
+          <w:tcPr>
+            <w:tcW w:w="2378" w:type="dxa"/>
+          </w:tcPr>
+          <w:p>
+            <w:pPr>
+              <w:rPr>
+                <w:rFonts w:hint="default"/>
+                <w:vertAlign w:val="baseline"/>
+                <w:lang w:val="en-US" w:eastAsia="zh-CN"/>
+              </w:rPr>
+            </w:pPr>
+            <w:r>
+              <w:rPr>
+                <w:rFonts w:hint="eastAsia"/>
+                <w:vertAlign w:val="baseline"/>
+                <w:lang w:val="en-US" w:eastAsia="zh-CN"/>
+              </w:rPr>
+              <w:t>父级标识</w:t>
+            </w:r>
+          </w:p>
+        </w:tc>
+        <w:tc>
+          <w:tcPr>
+            <w:tcW w:w="1863" w:type="dxa"/>
+          </w:tcPr>
+          <w:p>
+            <w:pPr>
+              <w:rPr>
+                <w:rFonts w:hint="default"/>
+                <w:vertAlign w:val="baseline"/>
+                <w:lang w:val="en-US" w:eastAsia="zh-CN"/>
+              </w:rPr>
+            </w:pPr>
+            <w:r>
+              <w:rPr>
+                <w:rFonts w:hint="eastAsia"/>
+                <w:vertAlign w:val="baseline"/>
+                <w:lang w:val="en-US" w:eastAsia="zh-CN"/>
+              </w:rPr>
+              <w:t>INT</w:t>
+            </w:r>
+          </w:p>
+        </w:tc>
+        <w:tc>
+          <w:tcPr>
+            <w:tcW w:w="1425" w:type="dxa"/>
+          </w:tcPr>
+          <w:p>
+            <w:pPr>
+              <w:rPr>
+                <w:rFonts w:hint="default"/>
+                <w:vertAlign w:val="baseline"/>
+                <w:lang w:val="en-US" w:eastAsia="zh-CN"/>
+              </w:rPr>
+            </w:pPr>
+          </w:p>
+        </w:tc>
+        <w:tc>
+          <w:tcPr>
+            <w:tcW w:w="1152" w:type="dxa"/>
+          </w:tcPr>
+          <w:p>
+            <w:pPr>
+              <w:rPr>
+                <w:rFonts w:hint="default"/>
+                <w:vertAlign w:val="baseline"/>
+                <w:lang w:val="en-US" w:eastAsia="zh-CN"/>
+              </w:rPr>
+            </w:pPr>
+          </w:p>
+        </w:tc>
+      </w:tr>
+      <w:tr>
+        <w:tblPrEx>
+          <w:tblBorders>
+            <w:top w:val="single" w:color="auto" w:sz="4" w:space="0"/>
+            <w:left w:val="single" w:color="auto" w:sz="4" w:space="0"/>
+            <w:bottom w:val="single" w:color="auto" w:sz="4" w:space="0"/>
+            <w:right w:val="single" w:color="auto" w:sz="4" w:space="0"/>
+            <w:insideH w:val="single" w:color="auto" w:sz="4" w:space="0"/>
+            <w:insideV w:val="single" w:color="auto" w:sz="4" w:space="0"/>
+          </w:tblBorders>
+          <w:tblCellMar>
+            <w:left w:w="108" w:type="dxa"/>
+            <w:right w:w="108" w:type="dxa"/>
+          </w:tblCellMar>
+        </w:tblPrEx>
+        <w:tc>
+          <w:tcPr>
+            <w:tcW w:w="1704" w:type="dxa"/>
+          </w:tcPr>
+          <w:p>
+            <w:pPr>
+              <w:rPr>
+                <w:rFonts w:hint="default"/>
+                <w:vertAlign w:val="baseline"/>
+                <w:lang w:val="en-US" w:eastAsia="zh-CN"/>
+              </w:rPr>
+            </w:pPr>
+            <w:r>
+              <w:rPr>
+                <w:rFonts w:hint="eastAsia"/>
+                <w:vertAlign w:val="baseline"/>
+                <w:lang w:val="en-US" w:eastAsia="zh-CN"/>
+              </w:rPr>
+              <w:t>path</w:t>
+            </w:r>
+          </w:p>
+        </w:tc>
+        <w:tc>
+          <w:tcPr>
+            <w:tcW w:w="2378" w:type="dxa"/>
+          </w:tcPr>
+          <w:p>
+            <w:pPr>
+              <w:rPr>
+                <w:rFonts w:hint="default"/>
+                <w:vertAlign w:val="baseline"/>
+                <w:lang w:val="en-US" w:eastAsia="zh-CN"/>
+              </w:rPr>
+            </w:pPr>
+            <w:r>
+              <w:rPr>
+                <w:rFonts w:hint="eastAsia"/>
+                <w:vertAlign w:val="baseline"/>
+                <w:lang w:val="en-US" w:eastAsia="zh-CN"/>
+              </w:rPr>
+              <w:t>路由路径</w:t>
+            </w:r>
+          </w:p>
+        </w:tc>
+        <w:tc>
+          <w:tcPr>
+            <w:tcW w:w="1863" w:type="dxa"/>
+          </w:tcPr>
+          <w:p>
+            <w:pPr>
+              <w:rPr>
+                <w:rFonts w:hint="default"/>
+                <w:vertAlign w:val="baseline"/>
+                <w:lang w:val="en-US" w:eastAsia="zh-CN"/>
+              </w:rPr>
+            </w:pPr>
+            <w:r>
+              <w:rPr>
+                <w:rFonts w:hint="eastAsia"/>
+                <w:vertAlign w:val="baseline"/>
+                <w:lang w:val="en-US" w:eastAsia="zh-CN"/>
+              </w:rPr>
+              <w:t>VARCHAR(255)</w:t>
+            </w:r>
+          </w:p>
+        </w:tc>
+        <w:tc>
+          <w:tcPr>
+            <w:tcW w:w="1425" w:type="dxa"/>
+          </w:tcPr>
+          <w:p>
+            <w:pPr>
+              <w:rPr>
+                <w:rFonts w:hint="default"/>
+                <w:vertAlign w:val="baseline"/>
+                <w:lang w:val="en-US" w:eastAsia="zh-CN"/>
+              </w:rPr>
+            </w:pPr>
+          </w:p>
+        </w:tc>
+        <w:tc>
+          <w:tcPr>
+            <w:tcW w:w="1152" w:type="dxa"/>
+          </w:tcPr>
+          <w:p>
+            <w:pPr>
+              <w:rPr>
+                <w:rFonts w:hint="default"/>
+                <w:vertAlign w:val="baseline"/>
+                <w:lang w:val="en-US" w:eastAsia="zh-CN"/>
+              </w:rPr>
+            </w:pPr>
+          </w:p>
+        </w:tc>
+      </w:tr>
+      <w:tr>
+        <w:tblPrEx>
+          <w:tblBorders>
+            <w:top w:val="single" w:color="auto" w:sz="4" w:space="0"/>
+            <w:left w:val="single" w:color="auto" w:sz="4" w:space="0"/>
+            <w:bottom w:val="single" w:color="auto" w:sz="4" w:space="0"/>
+            <w:right w:val="single" w:color="auto" w:sz="4" w:space="0"/>
+            <w:insideH w:val="single" w:color="auto" w:sz="4" w:space="0"/>
+            <w:insideV w:val="single" w:color="auto" w:sz="4" w:space="0"/>
+          </w:tblBorders>
+          <w:tblCellMar>
+            <w:left w:w="108" w:type="dxa"/>
+            <w:right w:w="108" w:type="dxa"/>
+          </w:tblCellMar>
+        </w:tblPrEx>
+        <w:tc>
+          <w:tcPr>
+            <w:tcW w:w="1704" w:type="dxa"/>
+          </w:tcPr>
+          <w:p>
+            <w:pPr>
+              <w:rPr>
+                <w:rFonts w:hint="default"/>
+                <w:vertAlign w:val="baseline"/>
+                <w:lang w:val="en-US" w:eastAsia="zh-CN"/>
+              </w:rPr>
+            </w:pPr>
+            <w:r>
+              <w:rPr>
+                <w:rFonts w:hint="eastAsia"/>
+                <w:vertAlign w:val="baseline"/>
+                <w:lang w:val="en-US" w:eastAsia="zh-CN"/>
+              </w:rPr>
+              <w:t>redirect</w:t>
+            </w:r>
+          </w:p>
+        </w:tc>
+        <w:tc>
+          <w:tcPr>
+            <w:tcW w:w="2378" w:type="dxa"/>
+          </w:tcPr>
+          <w:p>
+            <w:pPr>
+              <w:rPr>
+                <w:rFonts w:hint="default"/>
+                <w:vertAlign w:val="baseline"/>
+                <w:lang w:val="en-US" w:eastAsia="zh-CN"/>
+              </w:rPr>
+            </w:pPr>
+            <w:r>
+              <w:rPr>
+                <w:rFonts w:hint="eastAsia"/>
+                <w:vertAlign w:val="baseline"/>
+                <w:lang w:val="en-US" w:eastAsia="zh-CN"/>
+              </w:rPr>
+              <w:t>路由重定向地址</w:t>
+            </w:r>
+          </w:p>
+        </w:tc>
+        <w:tc>
+          <w:tcPr>
+            <w:tcW w:w="1863" w:type="dxa"/>
+          </w:tcPr>
+          <w:p>
+            <w:pPr>
+              <w:rPr>
+                <w:rFonts w:hint="default"/>
+                <w:vertAlign w:val="baseline"/>
+                <w:lang w:val="en-US" w:eastAsia="zh-CN"/>
+              </w:rPr>
+            </w:pPr>
+            <w:r>
+              <w:rPr>
+                <w:rFonts w:hint="eastAsia"/>
+                <w:vertAlign w:val="baseline"/>
+                <w:lang w:val="en-US" w:eastAsia="zh-CN"/>
+              </w:rPr>
+              <w:t>VARCHAR(255)</w:t>
+            </w:r>
+          </w:p>
+        </w:tc>
+        <w:tc>
+          <w:tcPr>
+            <w:tcW w:w="1425" w:type="dxa"/>
+          </w:tcPr>
+          <w:p>
+            <w:pPr>
+              <w:rPr>
+                <w:rFonts w:hint="default"/>
+                <w:vertAlign w:val="baseline"/>
+                <w:lang w:val="en-US" w:eastAsia="zh-CN"/>
+              </w:rPr>
+            </w:pPr>
+          </w:p>
+        </w:tc>
+        <w:tc>
+          <w:tcPr>
+            <w:tcW w:w="1152" w:type="dxa"/>
+          </w:tcPr>
+          <w:p>
+            <w:pPr>
+              <w:rPr>
+                <w:rFonts w:hint="default"/>
+                <w:vertAlign w:val="baseline"/>
+                <w:lang w:val="en-US" w:eastAsia="zh-CN"/>
+              </w:rPr>
+            </w:pPr>
+          </w:p>
+        </w:tc>
+      </w:tr>
+      <w:tr>
+        <w:tblPrEx>
+          <w:tblBorders>
+            <w:top w:val="single" w:color="auto" w:sz="4" w:space="0"/>
+            <w:left w:val="single" w:color="auto" w:sz="4" w:space="0"/>
+            <w:bottom w:val="single" w:color="auto" w:sz="4" w:space="0"/>
+            <w:right w:val="single" w:color="auto" w:sz="4" w:space="0"/>
+            <w:insideH w:val="single" w:color="auto" w:sz="4" w:space="0"/>
+            <w:insideV w:val="single" w:color="auto" w:sz="4" w:space="0"/>
+          </w:tblBorders>
+          <w:tblCellMar>
+            <w:left w:w="108" w:type="dxa"/>
+            <w:right w:w="108" w:type="dxa"/>
+          </w:tblCellMar>
+        </w:tblPrEx>
+        <w:tc>
+          <w:tcPr>
+            <w:tcW w:w="1704" w:type="dxa"/>
+          </w:tcPr>
+          <w:p>
+            <w:pPr>
+              <w:rPr>
+                <w:rFonts w:hint="default"/>
+                <w:vertAlign w:val="baseline"/>
+                <w:lang w:val="en-US" w:eastAsia="zh-CN"/>
+              </w:rPr>
+            </w:pPr>
+            <w:r>
+              <w:rPr>
+                <w:rFonts w:hint="eastAsia"/>
+                <w:vertAlign w:val="baseline"/>
+                <w:lang w:val="en-US" w:eastAsia="zh-CN"/>
+              </w:rPr>
+              <w:t>icon</w:t>
+            </w:r>
+          </w:p>
+        </w:tc>
+        <w:tc>
+          <w:tcPr>
+            <w:tcW w:w="2378" w:type="dxa"/>
+          </w:tcPr>
+          <w:p>
+            <w:pPr>
+              <w:rPr>
+                <w:rFonts w:hint="default"/>
+                <w:vertAlign w:val="baseline"/>
+                <w:lang w:val="en-US" w:eastAsia="zh-CN"/>
+              </w:rPr>
+            </w:pPr>
+            <w:r>
+              <w:rPr>
+                <w:rFonts w:hint="eastAsia"/>
+                <w:vertAlign w:val="baseline"/>
+                <w:lang w:val="en-US" w:eastAsia="zh-CN"/>
+              </w:rPr>
+              <w:t>菜单图标</w:t>
+            </w:r>
+          </w:p>
+        </w:tc>
+        <w:tc>
+          <w:tcPr>
+            <w:tcW w:w="1863" w:type="dxa"/>
+          </w:tcPr>
+          <w:p>
+            <w:pPr>
+              <w:rPr>
+                <w:rFonts w:hint="default"/>
+                <w:vertAlign w:val="baseline"/>
+                <w:lang w:val="en-US" w:eastAsia="zh-CN"/>
+              </w:rPr>
+            </w:pPr>
+            <w:r>
+              <w:rPr>
+                <w:rFonts w:hint="eastAsia"/>
+                <w:vertAlign w:val="baseline"/>
+                <w:lang w:val="en-US" w:eastAsia="zh-CN"/>
+              </w:rPr>
+              <w:t>VARCHAR(100)</w:t>
+            </w:r>
+          </w:p>
+        </w:tc>
+        <w:tc>
+          <w:tcPr>
+            <w:tcW w:w="1425" w:type="dxa"/>
+          </w:tcPr>
+          <w:p>
+            <w:pPr>
+              <w:rPr>
+                <w:rFonts w:hint="default"/>
+                <w:vertAlign w:val="baseline"/>
+                <w:lang w:val="en-US" w:eastAsia="zh-CN"/>
+              </w:rPr>
+            </w:pPr>
+          </w:p>
+        </w:tc>
+        <w:tc>
+          <w:tcPr>
+            <w:tcW w:w="1152" w:type="dxa"/>
+          </w:tcPr>
+          <w:p>
+            <w:pPr>
+              <w:rPr>
+                <w:rFonts w:hint="default"/>
+                <w:vertAlign w:val="baseline"/>
+                <w:lang w:val="en-US" w:eastAsia="zh-CN"/>
+              </w:rPr>
+            </w:pPr>
+          </w:p>
+        </w:tc>
+      </w:tr>
+      <w:tr>
+        <w:tblPrEx>
+          <w:tblBorders>
+            <w:top w:val="single" w:color="auto" w:sz="4" w:space="0"/>
+            <w:left w:val="single" w:color="auto" w:sz="4" w:space="0"/>
+            <w:bottom w:val="single" w:color="auto" w:sz="4" w:space="0"/>
+            <w:right w:val="single" w:color="auto" w:sz="4" w:space="0"/>
+            <w:insideH w:val="single" w:color="auto" w:sz="4" w:space="0"/>
+            <w:insideV w:val="single" w:color="auto" w:sz="4" w:space="0"/>
+          </w:tblBorders>
+          <w:tblCellMar>
+            <w:left w:w="108" w:type="dxa"/>
+            <w:right w:w="108" w:type="dxa"/>
+          </w:tblCellMar>
+        </w:tblPrEx>
+        <w:tc>
+          <w:tcPr>
+            <w:tcW w:w="1704" w:type="dxa"/>
+          </w:tcPr>
+          <w:p>
+            <w:pPr>
+              <w:rPr>
+                <w:rFonts w:hint="default"/>
+                <w:vertAlign w:val="baseline"/>
+                <w:lang w:val="en-US" w:eastAsia="zh-CN"/>
+              </w:rPr>
+            </w:pPr>
+            <w:r>
+              <w:rPr>
+                <w:rFonts w:hint="eastAsia"/>
+                <w:vertAlign w:val="baseline"/>
+                <w:lang w:val="en-US" w:eastAsia="zh-CN"/>
+              </w:rPr>
+              <w:t>component</w:t>
+            </w:r>
+          </w:p>
+        </w:tc>
+        <w:tc>
+          <w:tcPr>
+            <w:tcW w:w="2378" w:type="dxa"/>
+          </w:tcPr>
+          <w:p>
+            <w:pPr>
+              <w:rPr>
+                <w:rFonts w:hint="default"/>
+                <w:vertAlign w:val="baseline"/>
+                <w:lang w:val="en-US" w:eastAsia="zh-CN"/>
+              </w:rPr>
+            </w:pPr>
+            <w:r>
+              <w:rPr>
+                <w:rFonts w:hint="eastAsia"/>
+                <w:vertAlign w:val="baseline"/>
+                <w:lang w:val="en-US" w:eastAsia="zh-CN"/>
+              </w:rPr>
+              <w:t>前端组件路径</w:t>
+            </w:r>
+          </w:p>
+        </w:tc>
+        <w:tc>
+          <w:tcPr>
+            <w:tcW w:w="1863" w:type="dxa"/>
+          </w:tcPr>
+          <w:p>
+            <w:pPr>
+              <w:rPr>
+                <w:rFonts w:hint="default"/>
+                <w:vertAlign w:val="baseline"/>
+                <w:lang w:val="en-US" w:eastAsia="zh-CN"/>
+              </w:rPr>
+            </w:pPr>
+            <w:r>
+              <w:rPr>
+                <w:rFonts w:hint="eastAsia"/>
+                <w:vertAlign w:val="baseline"/>
+                <w:lang w:val="en-US" w:eastAsia="zh-CN"/>
+              </w:rPr>
+              <w:t>VARCHAR(255)</w:t>
+            </w:r>
+          </w:p>
+        </w:tc>
+        <w:tc>
+          <w:tcPr>
+            <w:tcW w:w="1425" w:type="dxa"/>
+          </w:tcPr>
+          <w:p>
+            <w:pPr>
+              <w:rPr>
+                <w:rFonts w:hint="default"/>
+                <w:vertAlign w:val="baseline"/>
+                <w:lang w:val="en-US" w:eastAsia="zh-CN"/>
+              </w:rPr>
+            </w:pPr>
+          </w:p>
+        </w:tc>
+        <w:tc>
+          <w:tcPr>
+            <w:tcW w:w="1152" w:type="dxa"/>
+          </w:tcPr>
+          <w:p>
+            <w:pPr>
+              <w:rPr>
+                <w:rFonts w:hint="default"/>
+                <w:vertAlign w:val="baseline"/>
+                <w:lang w:val="en-US" w:eastAsia="zh-CN"/>
+              </w:rPr>
+            </w:pPr>
+          </w:p>
+        </w:tc>
+      </w:tr>
+      <w:tr>
+        <w:tblPrEx>
+          <w:tblBorders>
+            <w:top w:val="single" w:color="auto" w:sz="4" w:space="0"/>
+            <w:left w:val="single" w:color="auto" w:sz="4" w:space="0"/>
+            <w:bottom w:val="single" w:color="auto" w:sz="4" w:space="0"/>
+            <w:right w:val="single" w:color="auto" w:sz="4" w:space="0"/>
+            <w:insideH w:val="single" w:color="auto" w:sz="4" w:space="0"/>
+            <w:insideV w:val="single" w:color="auto" w:sz="4" w:space="0"/>
+          </w:tblBorders>
+          <w:tblCellMar>
+            <w:left w:w="108" w:type="dxa"/>
+            <w:right w:w="108" w:type="dxa"/>
+          </w:tblCellMar>
+        </w:tblPrEx>
+        <w:tc>
+          <w:tcPr>
+            <w:tcW w:w="1704" w:type="dxa"/>
+          </w:tcPr>
+          <w:p>
+            <w:pPr>
+              <w:rPr>
+                <w:rFonts w:hint="default"/>
+                <w:vertAlign w:val="baseline"/>
+                <w:lang w:val="en-US" w:eastAsia="zh-CN"/>
+              </w:rPr>
+            </w:pPr>
+            <w:r>
+              <w:rPr>
+                <w:rFonts w:hint="eastAsia"/>
+                <w:vertAlign w:val="baseline"/>
+                <w:lang w:val="en-US" w:eastAsia="zh-CN"/>
+              </w:rPr>
+              <w:t>layout</w:t>
+            </w:r>
+          </w:p>
+        </w:tc>
+        <w:tc>
+          <w:tcPr>
+            <w:tcW w:w="2378" w:type="dxa"/>
+          </w:tcPr>
+          <w:p>
+            <w:pPr>
+              <w:rPr>
+                <w:rFonts w:hint="default"/>
+                <w:vertAlign w:val="baseline"/>
+                <w:lang w:val="en-US" w:eastAsia="zh-CN"/>
+              </w:rPr>
+            </w:pPr>
+            <w:r>
+              <w:rPr>
+                <w:rFonts w:hint="eastAsia"/>
+                <w:vertAlign w:val="baseline"/>
+                <w:lang w:val="en-US" w:eastAsia="zh-CN"/>
+              </w:rPr>
+              <w:t>页面布局类型</w:t>
+            </w:r>
+          </w:p>
+        </w:tc>
+        <w:tc>
+          <w:tcPr>
+            <w:tcW w:w="1863" w:type="dxa"/>
+          </w:tcPr>
+          <w:p>
+            <w:pPr>
+              <w:rPr>
+                <w:rFonts w:hint="default"/>
+                <w:vertAlign w:val="baseline"/>
+                <w:lang w:val="en-US" w:eastAsia="zh-CN"/>
+              </w:rPr>
+            </w:pPr>
+            <w:r>
+              <w:rPr>
+                <w:rFonts w:hint="eastAsia"/>
+                <w:vertAlign w:val="baseline"/>
+                <w:lang w:val="en-US" w:eastAsia="zh-CN"/>
+              </w:rPr>
+              <w:t>VARCHAR(50)</w:t>
+            </w:r>
+          </w:p>
+        </w:tc>
+        <w:tc>
+          <w:tcPr>
+            <w:tcW w:w="1425" w:type="dxa"/>
+          </w:tcPr>
+          <w:p>
+            <w:pPr>
+              <w:rPr>
+                <w:rFonts w:hint="default"/>
+                <w:vertAlign w:val="baseline"/>
+                <w:lang w:val="en-US" w:eastAsia="zh-CN"/>
+              </w:rPr>
+            </w:pPr>
+          </w:p>
+        </w:tc>
+        <w:tc>
+          <w:tcPr>
+            <w:tcW w:w="1152" w:type="dxa"/>
+          </w:tcPr>
+          <w:p>
+            <w:pPr>
+              <w:rPr>
+                <w:rFonts w:hint="default"/>
+                <w:vertAlign w:val="baseline"/>
+                <w:lang w:val="en-US" w:eastAsia="zh-CN"/>
+              </w:rPr>
+            </w:pPr>
+          </w:p>
+        </w:tc>
+      </w:tr>
+      <w:tr>
+        <w:tblPrEx>
+          <w:tblBorders>
+            <w:top w:val="single" w:color="auto" w:sz="4" w:space="0"/>
+            <w:left w:val="single" w:color="auto" w:sz="4" w:space="0"/>
+            <w:bottom w:val="single" w:color="auto" w:sz="4" w:space="0"/>
+            <w:right w:val="single" w:color="auto" w:sz="4" w:space="0"/>
+            <w:insideH w:val="single" w:color="auto" w:sz="4" w:space="0"/>
+            <w:insideV w:val="single" w:color="auto" w:sz="4" w:space="0"/>
+          </w:tblBorders>
+          <w:tblCellMar>
+            <w:left w:w="108" w:type="dxa"/>
+            <w:right w:w="108" w:type="dxa"/>
+          </w:tblCellMar>
+        </w:tblPrEx>
+        <w:tc>
+          <w:tcPr>
+            <w:tcW w:w="1704" w:type="dxa"/>
+          </w:tcPr>
+          <w:p>
+            <w:pPr>
+              <w:rPr>
+                <w:rFonts w:hint="default"/>
+                <w:vertAlign w:val="baseline"/>
+                <w:lang w:val="en-US" w:eastAsia="zh-CN"/>
+              </w:rPr>
+            </w:pPr>
+            <w:r>
+              <w:rPr>
+                <w:rFonts w:hint="eastAsia"/>
+                <w:vertAlign w:val="baseline"/>
+                <w:lang w:val="en-US" w:eastAsia="zh-CN"/>
+              </w:rPr>
+              <w:t>keep_alive</w:t>
+            </w:r>
+          </w:p>
+        </w:tc>
+        <w:tc>
+          <w:tcPr>
+            <w:tcW w:w="2378" w:type="dxa"/>
+          </w:tcPr>
+          <w:p>
+            <w:pPr>
+              <w:rPr>
+                <w:rFonts w:hint="default"/>
+                <w:vertAlign w:val="baseline"/>
+                <w:lang w:val="en-US" w:eastAsia="zh-CN"/>
+              </w:rPr>
+            </w:pPr>
+            <w:r>
+              <w:rPr>
+                <w:rFonts w:hint="eastAsia"/>
+                <w:vertAlign w:val="baseline"/>
+                <w:lang w:val="en-US" w:eastAsia="zh-CN"/>
+              </w:rPr>
+              <w:t>是否缓存页面</w:t>
+            </w:r>
+          </w:p>
+        </w:tc>
+        <w:tc>
+          <w:tcPr>
+            <w:tcW w:w="1863" w:type="dxa"/>
+          </w:tcPr>
+          <w:p>
+            <w:pPr>
+              <w:rPr>
+                <w:rFonts w:hint="default"/>
+                <w:vertAlign w:val="baseline"/>
+                <w:lang w:val="en-US" w:eastAsia="zh-CN"/>
+              </w:rPr>
+            </w:pPr>
+            <w:r>
+              <w:rPr>
+                <w:rFonts w:hint="eastAsia"/>
+                <w:vertAlign w:val="baseline"/>
+                <w:lang w:val="en-US" w:eastAsia="zh-CN"/>
+              </w:rPr>
+              <w:t>BOOLEAN</w:t>
+            </w:r>
+          </w:p>
+        </w:tc>
+        <w:tc>
+          <w:tcPr>
+            <w:tcW w:w="1425" w:type="dxa"/>
+          </w:tcPr>
+          <w:p>
+            <w:pPr>
+              <w:rPr>
+                <w:rFonts w:hint="default"/>
+                <w:vertAlign w:val="baseline"/>
+                <w:lang w:val="en-US" w:eastAsia="zh-CN"/>
+              </w:rPr>
+            </w:pPr>
+          </w:p>
+        </w:tc>
+        <w:tc>
+          <w:tcPr>
+            <w:tcW w:w="1152" w:type="dxa"/>
+          </w:tcPr>
+          <w:p>
+            <w:pPr>
+              <w:rPr>
+                <w:rFonts w:hint="default"/>
+                <w:vertAlign w:val="baseline"/>
+                <w:lang w:val="en-US" w:eastAsia="zh-CN"/>
+              </w:rPr>
+            </w:pPr>
+          </w:p>
+        </w:tc>
+      </w:tr>
+      <w:tr>
+        <w:tblPrEx>
+          <w:tblBorders>
+            <w:top w:val="single" w:color="auto" w:sz="4" w:space="0"/>
+            <w:left w:val="single" w:color="auto" w:sz="4" w:space="0"/>
+            <w:bottom w:val="single" w:color="auto" w:sz="4" w:space="0"/>
+            <w:right w:val="single" w:color="auto" w:sz="4" w:space="0"/>
+            <w:insideH w:val="single" w:color="auto" w:sz="4" w:space="0"/>
+            <w:insideV w:val="single" w:color="auto" w:sz="4" w:space="0"/>
+          </w:tblBorders>
+          <w:tblCellMar>
+            <w:left w:w="108" w:type="dxa"/>
+            <w:right w:w="108" w:type="dxa"/>
+          </w:tblCellMar>
+        </w:tblPrEx>
+        <w:tc>
+          <w:tcPr>
+            <w:tcW w:w="1704" w:type="dxa"/>
+          </w:tcPr>
+          <w:p>
+            <w:pPr>
+              <w:rPr>
+                <w:rFonts w:hint="default"/>
+                <w:vertAlign w:val="baseline"/>
+                <w:lang w:val="en-US" w:eastAsia="zh-CN"/>
+              </w:rPr>
+            </w:pPr>
+            <w:r>
+              <w:rPr>
+                <w:rFonts w:hint="eastAsia"/>
+                <w:vertAlign w:val="baseline"/>
+                <w:lang w:val="en-US" w:eastAsia="zh-CN"/>
+              </w:rPr>
+              <w:t>method</w:t>
+            </w:r>
+          </w:p>
+        </w:tc>
+        <w:tc>
+          <w:tcPr>
+            <w:tcW w:w="2378" w:type="dxa"/>
+          </w:tcPr>
+          <w:p>
+            <w:pPr>
+              <w:rPr>
+                <w:rFonts w:hint="default"/>
+                <w:vertAlign w:val="baseline"/>
+                <w:lang w:val="en-US" w:eastAsia="zh-CN"/>
+              </w:rPr>
+            </w:pPr>
+            <w:r>
+              <w:rPr>
+                <w:rFonts w:hint="eastAsia"/>
+                <w:vertAlign w:val="baseline"/>
+                <w:lang w:val="en-US" w:eastAsia="zh-CN"/>
+              </w:rPr>
+              <w:t>预留字段，对应按钮的请求类型，暂无用</w:t>
+            </w:r>
+          </w:p>
+        </w:tc>
+        <w:tc>
+          <w:tcPr>
+            <w:tcW w:w="1863" w:type="dxa"/>
+          </w:tcPr>
+          <w:p>
+            <w:pPr>
+              <w:rPr>
+                <w:rFonts w:hint="default"/>
+                <w:vertAlign w:val="baseline"/>
+                <w:lang w:val="en-US" w:eastAsia="zh-CN"/>
+              </w:rPr>
+            </w:pPr>
+            <w:r>
+              <w:rPr>
+                <w:rFonts w:hint="eastAsia"/>
+                <w:vertAlign w:val="baseline"/>
+                <w:lang w:val="en-US" w:eastAsia="zh-CN"/>
+              </w:rPr>
+              <w:t>VARCHAR(20)</w:t>
+            </w:r>
+          </w:p>
+        </w:tc>
+        <w:tc>
+          <w:tcPr>
+            <w:tcW w:w="1425" w:type="dxa"/>
+          </w:tcPr>
+          <w:p>
+            <w:pPr>
+              <w:rPr>
+                <w:rFonts w:hint="default"/>
+                <w:vertAlign w:val="baseline"/>
+                <w:lang w:val="en-US" w:eastAsia="zh-CN"/>
+              </w:rPr>
+            </w:pPr>
+          </w:p>
+        </w:tc>
+        <w:tc>
+          <w:tcPr>
+            <w:tcW w:w="1152" w:type="dxa"/>
+          </w:tcPr>
+          <w:p>
+            <w:pPr>
+              <w:rPr>
+                <w:rFonts w:hint="default"/>
+                <w:vertAlign w:val="baseline"/>
+                <w:lang w:val="en-US" w:eastAsia="zh-CN"/>
+              </w:rPr>
+            </w:pPr>
+          </w:p>
+        </w:tc>
+      </w:tr>
+      <w:tr>
+        <w:tblPrEx>
+          <w:tblBorders>
+            <w:top w:val="single" w:color="auto" w:sz="4" w:space="0"/>
+            <w:left w:val="single" w:color="auto" w:sz="4" w:space="0"/>
+            <w:bottom w:val="single" w:color="auto" w:sz="4" w:space="0"/>
+            <w:right w:val="single" w:color="auto" w:sz="4" w:space="0"/>
+            <w:insideH w:val="single" w:color="auto" w:sz="4" w:space="0"/>
+            <w:insideV w:val="single" w:color="auto" w:sz="4" w:space="0"/>
+          </w:tblBorders>
+          <w:tblCellMar>
+            <w:left w:w="108" w:type="dxa"/>
+            <w:right w:w="108" w:type="dxa"/>
+          </w:tblCellMar>
+        </w:tblPrEx>
+        <w:tc>
+          <w:tcPr>
+            <w:tcW w:w="1704" w:type="dxa"/>
+          </w:tcPr>
+          <w:p>
+            <w:pPr>
+              <w:rPr>
+                <w:rFonts w:hint="default"/>
+                <w:vertAlign w:val="baseline"/>
+                <w:lang w:val="en-US" w:eastAsia="zh-CN"/>
+              </w:rPr>
+            </w:pPr>
+            <w:r>
+              <w:rPr>
+                <w:rFonts w:hint="eastAsia"/>
+                <w:vertAlign w:val="baseline"/>
+                <w:lang w:val="en-US" w:eastAsia="zh-CN"/>
+              </w:rPr>
+              <w:t>description</w:t>
+            </w:r>
+          </w:p>
+        </w:tc>
+        <w:tc>
+          <w:tcPr>
+            <w:tcW w:w="2378" w:type="dxa"/>
+          </w:tcPr>
+          <w:p>
+            <w:pPr>
+              <w:rPr>
+                <w:rFonts w:hint="default"/>
+                <w:vertAlign w:val="baseline"/>
+                <w:lang w:val="en-US" w:eastAsia="zh-CN"/>
+              </w:rPr>
+            </w:pPr>
+            <w:r>
+              <w:rPr>
+                <w:rFonts w:hint="eastAsia"/>
+                <w:vertAlign w:val="baseline"/>
+                <w:lang w:val="en-US" w:eastAsia="zh-CN"/>
+              </w:rPr>
+              <w:t>描述</w:t>
+            </w:r>
+          </w:p>
+        </w:tc>
+        <w:tc>
+          <w:tcPr>
+            <w:tcW w:w="1863" w:type="dxa"/>
+          </w:tcPr>
+          <w:p>
+            <w:pPr>
+              <w:rPr>
+                <w:rFonts w:hint="default"/>
+                <w:vertAlign w:val="baseline"/>
+                <w:lang w:val="en-US" w:eastAsia="zh-CN"/>
+              </w:rPr>
+            </w:pPr>
+            <w:r>
+              <w:rPr>
+                <w:rFonts w:hint="eastAsia"/>
+                <w:vertAlign w:val="baseline"/>
+                <w:lang w:val="en-US" w:eastAsia="zh-CN"/>
+              </w:rPr>
+              <w:t>VARCHAR(255)</w:t>
+            </w:r>
+          </w:p>
+        </w:tc>
+        <w:tc>
+          <w:tcPr>
+            <w:tcW w:w="1425" w:type="dxa"/>
+          </w:tcPr>
+          <w:p>
+            <w:pPr>
+              <w:rPr>
+                <w:rFonts w:hint="default"/>
+                <w:vertAlign w:val="baseline"/>
+                <w:lang w:val="en-US" w:eastAsia="zh-CN"/>
+              </w:rPr>
+            </w:pPr>
+          </w:p>
+        </w:tc>
+        <w:tc>
+          <w:tcPr>
+            <w:tcW w:w="1152" w:type="dxa"/>
+          </w:tcPr>
+          <w:p>
+            <w:pPr>
+              <w:rPr>
+                <w:rFonts w:hint="default"/>
+                <w:vertAlign w:val="baseline"/>
+                <w:lang w:val="en-US" w:eastAsia="zh-CN"/>
+              </w:rPr>
+            </w:pPr>
+          </w:p>
+        </w:tc>
+      </w:tr>
+      <w:tr>
+        <w:tblPrEx>
+          <w:tblBorders>
+            <w:top w:val="single" w:color="auto" w:sz="4" w:space="0"/>
+            <w:left w:val="single" w:color="auto" w:sz="4" w:space="0"/>
+            <w:bottom w:val="single" w:color="auto" w:sz="4" w:space="0"/>
+            <w:right w:val="single" w:color="auto" w:sz="4" w:space="0"/>
+            <w:insideH w:val="single" w:color="auto" w:sz="4" w:space="0"/>
+            <w:insideV w:val="single" w:color="auto" w:sz="4" w:space="0"/>
+          </w:tblBorders>
+          <w:tblCellMar>
+            <w:left w:w="108" w:type="dxa"/>
+            <w:right w:w="108" w:type="dxa"/>
+          </w:tblCellMar>
+        </w:tblPrEx>
+        <w:tc>
+          <w:tcPr>
+            <w:tcW w:w="1704" w:type="dxa"/>
+          </w:tcPr>
+          <w:p>
+            <w:pPr>
+              <w:rPr>
+                <w:rFonts w:hint="default"/>
+                <w:vertAlign w:val="baseline"/>
+                <w:lang w:val="en-US" w:eastAsia="zh-CN"/>
+              </w:rPr>
+            </w:pPr>
+            <w:r>
+              <w:rPr>
+                <w:rFonts w:hint="eastAsia"/>
+                <w:vertAlign w:val="baseline"/>
+                <w:lang w:val="en-US" w:eastAsia="zh-CN"/>
+              </w:rPr>
+              <w:t>show</w:t>
+            </w:r>
+          </w:p>
+        </w:tc>
+        <w:tc>
+          <w:tcPr>
+            <w:tcW w:w="2378" w:type="dxa"/>
+          </w:tcPr>
+          <w:p>
+            <w:pPr>
+              <w:rPr>
+                <w:rFonts w:hint="default"/>
+                <w:vertAlign w:val="baseline"/>
+                <w:lang w:val="en-US" w:eastAsia="zh-CN"/>
+              </w:rPr>
+            </w:pPr>
+            <w:r>
+              <w:rPr>
+                <w:rFonts w:hint="eastAsia"/>
+                <w:vertAlign w:val="baseline"/>
+                <w:lang w:val="en-US" w:eastAsia="zh-CN"/>
+              </w:rPr>
+              <w:t>是否显示</w:t>
+            </w:r>
+          </w:p>
+        </w:tc>
+        <w:tc>
+          <w:tcPr>
+            <w:tcW w:w="1863" w:type="dxa"/>
+          </w:tcPr>
+          <w:p>
+            <w:pPr>
+              <w:rPr>
+                <w:rFonts w:hint="default"/>
+                <w:vertAlign w:val="baseline"/>
+                <w:lang w:val="en-US" w:eastAsia="zh-CN"/>
+              </w:rPr>
+            </w:pPr>
+            <w:r>
+              <w:rPr>
+                <w:rFonts w:hint="eastAsia"/>
+                <w:vertAlign w:val="baseline"/>
+                <w:lang w:val="en-US" w:eastAsia="zh-CN"/>
+              </w:rPr>
+              <w:t>BOOLEAN</w:t>
+            </w:r>
+          </w:p>
+        </w:tc>
+        <w:tc>
+          <w:tcPr>
+            <w:tcW w:w="1425" w:type="dxa"/>
+          </w:tcPr>
+          <w:p>
+            <w:pPr>
+              <w:rPr>
+                <w:rFonts w:hint="default"/>
+                <w:vertAlign w:val="baseline"/>
+                <w:lang w:val="en-US" w:eastAsia="zh-CN"/>
+              </w:rPr>
+            </w:pPr>
+          </w:p>
+        </w:tc>
+        <w:tc>
+          <w:tcPr>
+            <w:tcW w:w="1152" w:type="dxa"/>
+          </w:tcPr>
+          <w:p>
+            <w:pPr>
+              <w:rPr>
+                <w:rFonts w:hint="default"/>
+                <w:vertAlign w:val="baseline"/>
+                <w:lang w:val="en-US" w:eastAsia="zh-CN"/>
+              </w:rPr>
+            </w:pPr>
+            <w:r>
+              <w:rPr>
+                <w:rFonts w:hint="eastAsia"/>
+                <w:vertAlign w:val="baseline"/>
+                <w:lang w:val="en-US" w:eastAsia="zh-CN"/>
+              </w:rPr>
+              <w:t>非空</w:t>
+            </w:r>
+          </w:p>
+        </w:tc>
+      </w:tr>
+      <w:tr>
+        <w:tblPrEx>
+          <w:tblBorders>
+            <w:top w:val="single" w:color="auto" w:sz="4" w:space="0"/>
+            <w:left w:val="single" w:color="auto" w:sz="4" w:space="0"/>
+            <w:bottom w:val="single" w:color="auto" w:sz="4" w:space="0"/>
+            <w:right w:val="single" w:color="auto" w:sz="4" w:space="0"/>
+            <w:insideH w:val="single" w:color="auto" w:sz="4" w:space="0"/>
+            <w:insideV w:val="single" w:color="auto" w:sz="4" w:space="0"/>
+          </w:tblBorders>
+          <w:tblCellMar>
+            <w:left w:w="108" w:type="dxa"/>
+            <w:right w:w="108" w:type="dxa"/>
+          </w:tblCellMar>
+        </w:tblPrEx>
+        <w:tc>
+          <w:tcPr>
+            <w:tcW w:w="1704" w:type="dxa"/>
+          </w:tcPr>
+          <w:p>
+            <w:pPr>
+              <w:rPr>
+                <w:rFonts w:hint="default"/>
+                <w:vertAlign w:val="baseline"/>
+                <w:lang w:val="en-US" w:eastAsia="zh-CN"/>
+              </w:rPr>
+            </w:pPr>
+            <w:r>
+              <w:rPr>
+                <w:rFonts w:hint="eastAsia"/>
+                <w:vertAlign w:val="baseline"/>
+                <w:lang w:val="en-US" w:eastAsia="zh-CN"/>
+              </w:rPr>
+              <w:t>enable</w:t>
+            </w:r>
+          </w:p>
+        </w:tc>
+        <w:tc>
+          <w:tcPr>
+            <w:tcW w:w="2378" w:type="dxa"/>
+          </w:tcPr>
+          <w:p>
+            <w:pPr>
+              <w:rPr>
+                <w:rFonts w:hint="default"/>
+                <w:vertAlign w:val="baseline"/>
+                <w:lang w:val="en-US" w:eastAsia="zh-CN"/>
+              </w:rPr>
+            </w:pPr>
+            <w:r>
+              <w:rPr>
+                <w:rFonts w:hint="eastAsia"/>
+                <w:vertAlign w:val="baseline"/>
+                <w:lang w:val="en-US" w:eastAsia="zh-CN"/>
+              </w:rPr>
+              <w:t>是否启用</w:t>
+            </w:r>
+          </w:p>
+        </w:tc>
+        <w:tc>
+          <w:tcPr>
+            <w:tcW w:w="1863" w:type="dxa"/>
+          </w:tcPr>
+          <w:p>
+            <w:pPr>
+              <w:rPr>
+                <w:rFonts w:hint="default"/>
+                <w:vertAlign w:val="baseline"/>
+                <w:lang w:val="en-US" w:eastAsia="zh-CN"/>
+              </w:rPr>
+            </w:pPr>
+            <w:r>
+              <w:rPr>
+                <w:rFonts w:hint="eastAsia"/>
+                <w:vertAlign w:val="baseline"/>
+                <w:lang w:val="en-US" w:eastAsia="zh-CN"/>
+              </w:rPr>
+              <w:t>BOOLEAN</w:t>
+            </w:r>
+          </w:p>
+        </w:tc>
+        <w:tc>
+          <w:tcPr>
+            <w:tcW w:w="1425" w:type="dxa"/>
+          </w:tcPr>
+          <w:p>
+            <w:pPr>
+              <w:rPr>
+                <w:rFonts w:hint="default"/>
+                <w:vertAlign w:val="baseline"/>
+                <w:lang w:val="en-US" w:eastAsia="zh-CN"/>
+              </w:rPr>
+            </w:pPr>
+          </w:p>
+        </w:tc>
+        <w:tc>
+          <w:tcPr>
+            <w:tcW w:w="1152" w:type="dxa"/>
+          </w:tcPr>
+          <w:p>
+            <w:pPr>
+              <w:rPr>
+                <w:rFonts w:hint="default"/>
+                <w:vertAlign w:val="baseline"/>
+                <w:lang w:val="en-US" w:eastAsia="zh-CN"/>
+              </w:rPr>
+            </w:pPr>
+            <w:r>
+              <w:rPr>
+                <w:rFonts w:hint="eastAsia"/>
+                <w:vertAlign w:val="baseline"/>
+                <w:lang w:val="en-US" w:eastAsia="zh-CN"/>
+              </w:rPr>
+              <w:t>非空</w:t>
+            </w:r>
+          </w:p>
+        </w:tc>
+      </w:tr>
+      <w:tr>
+        <w:tblPrEx>
+          <w:tblBorders>
+            <w:top w:val="single" w:color="auto" w:sz="4" w:space="0"/>
+            <w:left w:val="single" w:color="auto" w:sz="4" w:space="0"/>
+            <w:bottom w:val="single" w:color="auto" w:sz="4" w:space="0"/>
+            <w:right w:val="single" w:color="auto" w:sz="4" w:space="0"/>
+            <w:insideH w:val="single" w:color="auto" w:sz="4" w:space="0"/>
+            <w:insideV w:val="single" w:color="auto" w:sz="4" w:space="0"/>
+          </w:tblBorders>
+          <w:tblCellMar>
+            <w:left w:w="108" w:type="dxa"/>
+            <w:right w:w="108" w:type="dxa"/>
+          </w:tblCellMar>
+        </w:tblPrEx>
+        <w:tc>
+          <w:tcPr>
+            <w:tcW w:w="1704" w:type="dxa"/>
+          </w:tcPr>
+          <w:p>
+            <w:pPr>
+              <w:rPr>
+                <w:rFonts w:hint="default"/>
+                <w:vertAlign w:val="baseline"/>
+                <w:lang w:val="en-US" w:eastAsia="zh-CN"/>
+              </w:rPr>
+            </w:pPr>
+            <w:r>
+              <w:rPr>
+                <w:rFonts w:hint="eastAsia"/>
+                <w:vertAlign w:val="baseline"/>
+                <w:lang w:val="en-US" w:eastAsia="zh-CN"/>
+              </w:rPr>
+              <w:t>sort</w:t>
+            </w:r>
+            <w:bookmarkStart w:id="0" w:name="_GoBack"/>
+            <w:bookmarkEnd w:id="0"/>
+          </w:p>
+        </w:tc>
+        <w:tc>
+          <w:tcPr>
+            <w:tcW w:w="2378" w:type="dxa"/>
+          </w:tcPr>
+          <w:p>
+            <w:pPr>
+              <w:rPr>
+                <w:rFonts w:hint="default"/>
+                <w:vertAlign w:val="baseline"/>
+                <w:lang w:val="en-US" w:eastAsia="zh-CN"/>
+              </w:rPr>
+            </w:pPr>
+            <w:r>
+              <w:rPr>
+                <w:rFonts w:hint="eastAsia"/>
+                <w:vertAlign w:val="baseline"/>
+                <w:lang w:val="en-US" w:eastAsia="zh-CN"/>
+              </w:rPr>
+              <w:t>排序号</w:t>
+            </w:r>
+          </w:p>
+        </w:tc>
+        <w:tc>
+          <w:tcPr>
+            <w:tcW w:w="1863" w:type="dxa"/>
+          </w:tcPr>
+          <w:p>
+            <w:pPr>
+              <w:rPr>
+                <w:rFonts w:hint="default"/>
+                <w:vertAlign w:val="baseline"/>
+                <w:lang w:val="en-US" w:eastAsia="zh-CN"/>
+              </w:rPr>
+            </w:pPr>
+            <w:r>
+              <w:rPr>
+                <w:rFonts w:hint="eastAsia"/>
+                <w:vertAlign w:val="baseline"/>
+                <w:lang w:val="en-US" w:eastAsia="zh-CN"/>
+              </w:rPr>
+              <w:t>INT</w:t>
+            </w:r>
+          </w:p>
+        </w:tc>
+        <w:tc>
+          <w:tcPr>
+            <w:tcW w:w="1425" w:type="dxa"/>
+          </w:tcPr>
+          <w:p>
+            <w:pPr>
+              <w:rPr>
+                <w:rFonts w:hint="default"/>
+                <w:vertAlign w:val="baseline"/>
+                <w:lang w:val="en-US" w:eastAsia="zh-CN"/>
+              </w:rPr>
+            </w:pPr>
+          </w:p>
+        </w:tc>
+        <w:tc>
+          <w:tcPr>
+            <w:tcW w:w="1152" w:type="dxa"/>
+          </w:tcPr>
+          <w:p>
+            <w:pPr>
+              <w:rPr>
+                <w:rFonts w:hint="default"/>
+                <w:vertAlign w:val="baseline"/>
+                <w:lang w:val="en-US" w:eastAsia="zh-CN"/>
+              </w:rPr>
+            </w:pPr>
+            <w:r>
+              <w:rPr>
+                <w:rFonts w:hint="eastAsia"/>
+                <w:vertAlign w:val="baseline"/>
+                <w:lang w:val="en-US" w:eastAsia="zh-CN"/>
+              </w:rPr>
+              <w:t>非空</w:t>
+            </w:r>
+          </w:p>
+        </w:tc>
+      </w:tr>
+      <w:tr>
+        <w:tblPrEx>
+          <w:tblBorders>
+            <w:top w:val="single" w:color="auto" w:sz="4" w:space="0"/>
+            <w:left w:val="single" w:color="auto" w:sz="4" w:space="0"/>
+            <w:bottom w:val="single" w:color="auto" w:sz="4" w:space="0"/>
+            <w:right w:val="single" w:color="auto" w:sz="4" w:space="0"/>
+            <w:insideH w:val="single" w:color="auto" w:sz="4" w:space="0"/>
+            <w:insideV w:val="single" w:color="auto" w:sz="4" w:space="0"/>
+          </w:tblBorders>
+          <w:tblCellMar>
+            <w:left w:w="108" w:type="dxa"/>
+            <w:right w:w="108" w:type="dxa"/>
+          </w:tblCellMar>
+        </w:tblPrEx>
+        <w:tc>
+          <w:tcPr>
+            <w:tcW w:w="1704" w:type="dxa"/>
+            <w:vAlign w:val="top"/>
+          </w:tcPr>
+          <w:p>
+            <w:pPr>
+              <w:rPr>
+                <w:rFonts w:hint="eastAsia"/>
+                <w:vertAlign w:val="baseline"/>
+                <w:lang w:val="en-US" w:eastAsia="zh-CN"/>
+              </w:rPr>
+            </w:pPr>
+            <w:r>
+              <w:rPr>
+                <w:rFonts w:hint="eastAsia"/>
+                <w:vertAlign w:val="baseline"/>
+                <w:lang w:val="en-US" w:eastAsia="zh-CN"/>
+              </w:rPr>
+              <w:t>created_time</w:t>
+            </w:r>
+          </w:p>
+        </w:tc>
+        <w:tc>
+          <w:tcPr>
+            <w:tcW w:w="2378" w:type="dxa"/>
+            <w:vAlign w:val="top"/>
+          </w:tcPr>
+          <w:p>
+            <w:pPr>
+              <w:rPr>
+                <w:rFonts w:hint="default"/>
+                <w:vertAlign w:val="baseline"/>
+                <w:lang w:val="en-US" w:eastAsia="zh-CN"/>
+              </w:rPr>
+            </w:pPr>
+            <w:r>
+              <w:rPr>
+                <w:rFonts w:hint="eastAsia"/>
+                <w:vertAlign w:val="baseline"/>
+                <w:lang w:val="en-US" w:eastAsia="zh-CN"/>
+              </w:rPr>
+              <w:t>创建时间</w:t>
+            </w:r>
+          </w:p>
+        </w:tc>
+        <w:tc>
+          <w:tcPr>
+            <w:tcW w:w="1863" w:type="dxa"/>
+            <w:vAlign w:val="top"/>
+          </w:tcPr>
+          <w:p>
+            <w:pPr>
+              <w:rPr>
+                <w:rFonts w:hint="default"/>
+                <w:vertAlign w:val="baseline"/>
+                <w:lang w:val="en-US" w:eastAsia="zh-CN"/>
+              </w:rPr>
+            </w:pPr>
+            <w:r>
+              <w:rPr>
+                <w:rFonts w:hint="eastAsia"/>
+                <w:vertAlign w:val="baseline"/>
+                <w:lang w:val="en-US" w:eastAsia="zh-CN"/>
+              </w:rPr>
+              <w:t>TIMESTAMP</w:t>
+            </w:r>
+          </w:p>
+        </w:tc>
+        <w:tc>
+          <w:tcPr>
+            <w:tcW w:w="1425" w:type="dxa"/>
+            <w:vAlign w:val="top"/>
+          </w:tcPr>
+          <w:p>
+            <w:pPr>
+              <w:rPr>
+                <w:rFonts w:hint="default"/>
+                <w:vertAlign w:val="baseline"/>
+                <w:lang w:val="en-US" w:eastAsia="zh-CN"/>
+              </w:rPr>
+            </w:pPr>
+          </w:p>
+        </w:tc>
+        <w:tc>
+          <w:tcPr>
+            <w:tcW w:w="1152" w:type="dxa"/>
+            <w:vAlign w:val="top"/>
+          </w:tcPr>
+          <w:p>
+            <w:pPr>
+              <w:rPr>
+                <w:rFonts w:hint="default"/>
+                <w:vertAlign w:val="baseline"/>
+                <w:lang w:val="en-US" w:eastAsia="zh-CN"/>
+              </w:rPr>
+            </w:pPr>
+            <w:r>
+              <w:rPr>
+                <w:rFonts w:hint="eastAsia"/>
+                <w:vertAlign w:val="baseline"/>
+                <w:lang w:val="en-US" w:eastAsia="zh-CN"/>
+              </w:rPr>
+              <w:t>非空</w:t>
+            </w:r>
+          </w:p>
+        </w:tc>
+      </w:tr>
+      <w:tr>
+        <w:tblPrEx>
+          <w:tblBorders>
+            <w:top w:val="single" w:color="auto" w:sz="4" w:space="0"/>
+            <w:left w:val="single" w:color="auto" w:sz="4" w:space="0"/>
+            <w:bottom w:val="single" w:color="auto" w:sz="4" w:space="0"/>
+            <w:right w:val="single" w:color="auto" w:sz="4" w:space="0"/>
+            <w:insideH w:val="single" w:color="auto" w:sz="4" w:space="0"/>
+            <w:insideV w:val="single" w:color="auto" w:sz="4" w:space="0"/>
+          </w:tblBorders>
+          <w:tblCellMar>
+            <w:left w:w="108" w:type="dxa"/>
+            <w:right w:w="108" w:type="dxa"/>
+          </w:tblCellMar>
+        </w:tblPrEx>
+        <w:tc>
+          <w:tcPr>
+            <w:tcW w:w="1704" w:type="dxa"/>
+            <w:vAlign w:val="top"/>
+          </w:tcPr>
+          <w:p>
+            <w:pPr>
+              <w:rPr>
+                <w:rFonts w:hint="eastAsia"/>
+                <w:vertAlign w:val="baseline"/>
+                <w:lang w:val="en-US" w:eastAsia="zh-CN"/>
+              </w:rPr>
+            </w:pPr>
+            <w:r>
+              <w:rPr>
+                <w:rFonts w:hint="eastAsia"/>
+                <w:vertAlign w:val="baseline"/>
+                <w:lang w:val="en-US" w:eastAsia="zh-CN"/>
+              </w:rPr>
+              <w:t>updated_time</w:t>
+            </w:r>
+          </w:p>
+        </w:tc>
+        <w:tc>
+          <w:tcPr>
+            <w:tcW w:w="2378" w:type="dxa"/>
+            <w:vAlign w:val="top"/>
+          </w:tcPr>
+          <w:p>
+            <w:pPr>
+              <w:rPr>
+                <w:rFonts w:hint="default"/>
+                <w:vertAlign w:val="baseline"/>
+                <w:lang w:val="en-US" w:eastAsia="zh-CN"/>
+              </w:rPr>
+            </w:pPr>
+            <w:r>
+              <w:rPr>
+                <w:rFonts w:hint="eastAsia"/>
+                <w:vertAlign w:val="baseline"/>
+                <w:lang w:val="en-US" w:eastAsia="zh-CN"/>
+              </w:rPr>
+              <w:t>最后修改时间</w:t>
+            </w:r>
+          </w:p>
+        </w:tc>
+        <w:tc>
+          <w:tcPr>
+            <w:tcW w:w="1863" w:type="dxa"/>
+            <w:vAlign w:val="top"/>
+          </w:tcPr>
+          <w:p>
+            <w:pPr>
+              <w:rPr>
+                <w:rFonts w:hint="default"/>
+                <w:vertAlign w:val="baseline"/>
+                <w:lang w:val="en-US" w:eastAsia="zh-CN"/>
+              </w:rPr>
+            </w:pPr>
+            <w:r>
+              <w:rPr>
+                <w:rFonts w:hint="eastAsia"/>
+                <w:vertAlign w:val="baseline"/>
+                <w:lang w:val="en-US" w:eastAsia="zh-CN"/>
+              </w:rPr>
+              <w:t>TIMESTAMP</w:t>
+            </w:r>
+          </w:p>
+        </w:tc>
+        <w:tc>
+          <w:tcPr>
+            <w:tcW w:w="1425" w:type="dxa"/>
+            <w:vAlign w:val="top"/>
+          </w:tcPr>
+          <w:p>
+            <w:pPr>
+              <w:rPr>
+                <w:rFonts w:hint="default"/>
+                <w:vertAlign w:val="baseline"/>
+                <w:lang w:val="en-US" w:eastAsia="zh-CN"/>
+              </w:rPr>
+            </w:pPr>
+          </w:p>
+        </w:tc>
+        <w:tc>
+          <w:tcPr>
+            <w:tcW w:w="1152" w:type="dxa"/>
+            <w:vAlign w:val="top"/>
+          </w:tcPr>
+          <w:p>
+            <w:pPr>
+              <w:rPr>
+                <w:rFonts w:hint="default"/>
+                <w:vertAlign w:val="baseline"/>
+                <w:lang w:val="en-US" w:eastAsia="zh-CN"/>
+              </w:rPr>
+            </w:pPr>
+            <w:r>
+              <w:rPr>
+                <w:rFonts w:hint="eastAsia"/>
+                <w:vertAlign w:val="baseline"/>
+                <w:lang w:val="en-US" w:eastAsia="zh-CN"/>
+              </w:rPr>
+              <w:t>非空</w:t>
+            </w:r>
+          </w:p>
+        </w:tc>
+      </w:tr>
+    </w:tbl>
+    <w:p>
+      <w:pPr>
+        <w:rPr>
+          <w:rFonts w:hint="default"/>
+          <w:lang w:val="en-US" w:eastAsia="zh-CN"/>
+        </w:rPr>
+      </w:pPr>
+    </w:p>
+    <w:p>
+      <w:pPr>
+        <w:rPr>
+          <w:rFonts w:hint="eastAsia"/>
+          <w:lang w:val="en-US" w:eastAsia="zh-CN"/>
+        </w:rPr>
+      </w:pPr>
+      <w:r>
+        <w:rPr>
+          <w:rFonts w:hint="eastAsia"/>
+          <w:lang w:val="en-US" w:eastAsia="zh-CN"/>
+        </w:rPr>
+        <w:t>PC端角色表</w:t>
+      </w:r>
+    </w:p>
+    <w:p>
+      <w:pPr>
+        <w:rPr>
+          <w:rFonts w:hint="eastAsia"/>
+          <w:lang w:val="en-US" w:eastAsia="zh-CN"/>
+        </w:rPr>
+      </w:pPr>
+      <w:r>
+        <w:rPr>
+          <w:rFonts w:hint="eastAsia"/>
+          <w:lang w:val="en-US" w:eastAsia="zh-CN"/>
+        </w:rPr>
+        <w:t>pc_role</w:t>
+      </w:r>
+    </w:p>
+    <w:tbl>
+      <w:tblPr>
+        <w:tblStyle w:val="3"/>
+        <w:tblW w:w="0" w:type="auto"/>
+        <w:tblInd w:w="0" w:type="dxa"/>
+        <w:tblBorders>
+          <w:top w:val="single" w:color="auto" w:sz="4" w:space="0"/>
+          <w:left w:val="single" w:color="auto" w:sz="4" w:space="0"/>
+          <w:bottom w:val="single" w:color="auto" w:sz="4" w:space="0"/>
+          <w:right w:val="single" w:color="auto" w:sz="4" w:space="0"/>
+          <w:insideH w:val="single" w:color="auto" w:sz="4" w:space="0"/>
+          <w:insideV w:val="single" w:color="auto" w:sz="4" w:space="0"/>
+        </w:tblBorders>
+        <w:tblLayout w:type="autofit"/>
+        <w:tblCellMar>
+          <w:top w:w="0" w:type="dxa"/>
+          <w:left w:w="108" w:type="dxa"/>
+          <w:bottom w:w="0" w:type="dxa"/>
+          <w:right w:w="108" w:type="dxa"/>
+        </w:tblCellMar>
+      </w:tblPr>
+      <w:tblGrid>
+        <w:gridCol w:w="1704"/>
+        <w:gridCol w:w="1704"/>
+        <w:gridCol w:w="1704"/>
+        <w:gridCol w:w="1705"/>
+        <w:gridCol w:w="1705"/>
+      </w:tblGrid>
+      <w:tr>
+        <w:tblPrEx>
+          <w:tblBorders>
+            <w:top w:val="single" w:color="auto" w:sz="4" w:space="0"/>
+            <w:left w:val="single" w:color="auto" w:sz="4" w:space="0"/>
+            <w:bottom w:val="single" w:color="auto" w:sz="4" w:space="0"/>
+            <w:right w:val="single" w:color="auto" w:sz="4" w:space="0"/>
+            <w:insideH w:val="single" w:color="auto" w:sz="4" w:space="0"/>
+            <w:insideV w:val="single" w:color="auto" w:sz="4" w:space="0"/>
+          </w:tblBorders>
+          <w:tblCellMar>
+            <w:top w:w="0" w:type="dxa"/>
+            <w:left w:w="108" w:type="dxa"/>
+            <w:bottom w:w="0" w:type="dxa"/>
+            <w:right w:w="108" w:type="dxa"/>
+          </w:tblCellMar>
+        </w:tblPrEx>
+        <w:tc>
+          <w:tcPr>
+            <w:tcW w:w="1704" w:type="dxa"/>
+          </w:tcPr>
+          <w:p>
+            <w:pPr>
+              <w:rPr>
+                <w:rFonts w:hint="default"/>
+                <w:vertAlign w:val="baseline"/>
+                <w:lang w:val="en-US" w:eastAsia="zh-CN"/>
+              </w:rPr>
+            </w:pPr>
+            <w:r>
+              <w:rPr>
+                <w:rFonts w:hint="eastAsia"/>
+                <w:vertAlign w:val="baseline"/>
+                <w:lang w:val="en-US" w:eastAsia="zh-CN"/>
+              </w:rPr>
+              <w:t>role_id</w:t>
+            </w:r>
+          </w:p>
+        </w:tc>
+        <w:tc>
+          <w:tcPr>
+            <w:tcW w:w="1704" w:type="dxa"/>
+          </w:tcPr>
+          <w:p>
+            <w:pPr>
+              <w:rPr>
+                <w:rFonts w:hint="default"/>
+                <w:vertAlign w:val="baseline"/>
+                <w:lang w:val="en-US" w:eastAsia="zh-CN"/>
+              </w:rPr>
+            </w:pPr>
+            <w:r>
+              <w:rPr>
+                <w:rFonts w:hint="eastAsia"/>
+                <w:vertAlign w:val="baseline"/>
+                <w:lang w:val="en-US" w:eastAsia="zh-CN"/>
+              </w:rPr>
+              <w:t>角色标识</w:t>
+            </w:r>
+          </w:p>
+        </w:tc>
+        <w:tc>
+          <w:tcPr>
+            <w:tcW w:w="1704" w:type="dxa"/>
+          </w:tcPr>
+          <w:p>
+            <w:pPr>
+              <w:rPr>
+                <w:rFonts w:hint="eastAsia"/>
+                <w:vertAlign w:val="baseline"/>
+                <w:lang w:val="en-US" w:eastAsia="zh-CN"/>
+              </w:rPr>
+            </w:pPr>
+            <w:r>
+              <w:rPr>
+                <w:rFonts w:hint="eastAsia"/>
+                <w:vertAlign w:val="baseline"/>
+                <w:lang w:val="en-US" w:eastAsia="zh-CN"/>
+              </w:rPr>
+              <w:t>INT</w:t>
+            </w:r>
+          </w:p>
+        </w:tc>
+        <w:tc>
+          <w:tcPr>
+            <w:tcW w:w="1705" w:type="dxa"/>
+          </w:tcPr>
+          <w:p>
+            <w:pPr>
+              <w:rPr>
+                <w:rFonts w:hint="default"/>
+                <w:vertAlign w:val="baseline"/>
+                <w:lang w:val="en-US" w:eastAsia="zh-CN"/>
+              </w:rPr>
+            </w:pPr>
+            <w:r>
+              <w:rPr>
+                <w:rFonts w:hint="eastAsia"/>
+                <w:vertAlign w:val="baseline"/>
+                <w:lang w:val="en-US" w:eastAsia="zh-CN"/>
+              </w:rPr>
+              <w:t>主键</w:t>
+            </w:r>
+          </w:p>
+        </w:tc>
+        <w:tc>
+          <w:tcPr>
+            <w:tcW w:w="1705" w:type="dxa"/>
+          </w:tcPr>
+          <w:p>
+            <w:pPr>
+              <w:rPr>
+                <w:rFonts w:hint="eastAsia"/>
+                <w:vertAlign w:val="baseline"/>
+                <w:lang w:val="en-US" w:eastAsia="zh-CN"/>
+              </w:rPr>
+            </w:pPr>
+            <w:r>
+              <w:rPr>
+                <w:rFonts w:hint="eastAsia"/>
+                <w:vertAlign w:val="baseline"/>
+                <w:lang w:val="en-US" w:eastAsia="zh-CN"/>
+              </w:rPr>
+              <w:t>非空</w:t>
+            </w:r>
+          </w:p>
+        </w:tc>
+      </w:tr>
+      <w:tr>
+        <w:tblPrEx>
+          <w:tblBorders>
+            <w:top w:val="single" w:color="auto" w:sz="4" w:space="0"/>
+            <w:left w:val="single" w:color="auto" w:sz="4" w:space="0"/>
+            <w:bottom w:val="single" w:color="auto" w:sz="4" w:space="0"/>
+            <w:right w:val="single" w:color="auto" w:sz="4" w:space="0"/>
+            <w:insideH w:val="single" w:color="auto" w:sz="4" w:space="0"/>
+            <w:insideV w:val="single" w:color="auto" w:sz="4" w:space="0"/>
+          </w:tblBorders>
+          <w:tblCellMar>
+            <w:top w:w="0" w:type="dxa"/>
+            <w:left w:w="108" w:type="dxa"/>
+            <w:bottom w:w="0" w:type="dxa"/>
+            <w:right w:w="108" w:type="dxa"/>
+          </w:tblCellMar>
+        </w:tblPrEx>
+        <w:tc>
+          <w:tcPr>
+            <w:tcW w:w="1704" w:type="dxa"/>
+          </w:tcPr>
+          <w:p>
+            <w:pPr>
+              <w:rPr>
+                <w:rFonts w:hint="default"/>
+                <w:vertAlign w:val="baseline"/>
+                <w:lang w:val="en-US" w:eastAsia="zh-CN"/>
+              </w:rPr>
+            </w:pPr>
+            <w:r>
+              <w:rPr>
+                <w:rFonts w:hint="eastAsia"/>
+                <w:vertAlign w:val="baseline"/>
+                <w:lang w:val="en-US" w:eastAsia="zh-CN"/>
+              </w:rPr>
+              <w:t>name</w:t>
+            </w:r>
+          </w:p>
+        </w:tc>
+        <w:tc>
+          <w:tcPr>
+            <w:tcW w:w="1704" w:type="dxa"/>
+          </w:tcPr>
+          <w:p>
+            <w:pPr>
+              <w:rPr>
+                <w:rFonts w:hint="default"/>
+                <w:vertAlign w:val="baseline"/>
+                <w:lang w:val="en-US" w:eastAsia="zh-CN"/>
+              </w:rPr>
+            </w:pPr>
+            <w:r>
+              <w:rPr>
+                <w:rFonts w:hint="eastAsia"/>
+                <w:vertAlign w:val="baseline"/>
+                <w:lang w:val="en-US" w:eastAsia="zh-CN"/>
+              </w:rPr>
+              <w:t>名称</w:t>
+            </w:r>
+          </w:p>
+        </w:tc>
+        <w:tc>
+          <w:tcPr>
+            <w:tcW w:w="1704" w:type="dxa"/>
+          </w:tcPr>
+          <w:p>
+            <w:pPr>
+              <w:rPr>
+                <w:rFonts w:hint="eastAsia"/>
+                <w:vertAlign w:val="baseline"/>
+                <w:lang w:val="en-US" w:eastAsia="zh-CN"/>
+              </w:rPr>
+            </w:pPr>
+            <w:r>
+              <w:rPr>
+                <w:rFonts w:hint="eastAsia"/>
+                <w:vertAlign w:val="baseline"/>
+                <w:lang w:val="en-US" w:eastAsia="zh-CN"/>
+              </w:rPr>
+              <w:t>VARCHAR(50)</w:t>
+            </w:r>
+          </w:p>
+        </w:tc>
+        <w:tc>
+          <w:tcPr>
+            <w:tcW w:w="1705" w:type="dxa"/>
+          </w:tcPr>
+          <w:p>
+            <w:pPr>
+              <w:rPr>
+                <w:rFonts w:hint="default"/>
+                <w:vertAlign w:val="baseline"/>
+                <w:lang w:val="en-US" w:eastAsia="zh-CN"/>
+              </w:rPr>
+            </w:pPr>
+            <w:r>
+              <w:rPr>
+                <w:rFonts w:hint="eastAsia"/>
+                <w:vertAlign w:val="baseline"/>
+                <w:lang w:val="en-US" w:eastAsia="zh-CN"/>
+              </w:rPr>
+              <w:t>唯一</w:t>
+            </w:r>
+          </w:p>
+        </w:tc>
+        <w:tc>
+          <w:tcPr>
+            <w:tcW w:w="1705" w:type="dxa"/>
+          </w:tcPr>
+          <w:p>
+            <w:pPr>
+              <w:rPr>
+                <w:rFonts w:hint="eastAsia"/>
+                <w:vertAlign w:val="baseline"/>
+                <w:lang w:val="en-US" w:eastAsia="zh-CN"/>
+              </w:rPr>
+            </w:pPr>
+            <w:r>
+              <w:rPr>
+                <w:rFonts w:hint="eastAsia"/>
+                <w:vertAlign w:val="baseline"/>
+                <w:lang w:val="en-US" w:eastAsia="zh-CN"/>
+              </w:rPr>
+              <w:t>非空</w:t>
+            </w:r>
+          </w:p>
+        </w:tc>
+      </w:tr>
+      <w:tr>
+        <w:tblPrEx>
+          <w:tblBorders>
+            <w:top w:val="single" w:color="auto" w:sz="4" w:space="0"/>
+            <w:left w:val="single" w:color="auto" w:sz="4" w:space="0"/>
+            <w:bottom w:val="single" w:color="auto" w:sz="4" w:space="0"/>
+            <w:right w:val="single" w:color="auto" w:sz="4" w:space="0"/>
+            <w:insideH w:val="single" w:color="auto" w:sz="4" w:space="0"/>
+            <w:insideV w:val="single" w:color="auto" w:sz="4" w:space="0"/>
+          </w:tblBorders>
+          <w:tblCellMar>
+            <w:top w:w="0" w:type="dxa"/>
+            <w:left w:w="108" w:type="dxa"/>
+            <w:bottom w:w="0" w:type="dxa"/>
+            <w:right w:w="108" w:type="dxa"/>
+          </w:tblCellMar>
+        </w:tblPrEx>
+        <w:tc>
+          <w:tcPr>
+            <w:tcW w:w="1704" w:type="dxa"/>
+          </w:tcPr>
+          <w:p>
+            <w:pPr>
+              <w:rPr>
+                <w:rFonts w:hint="default"/>
+                <w:vertAlign w:val="baseline"/>
+                <w:lang w:val="en-US" w:eastAsia="zh-CN"/>
+              </w:rPr>
+            </w:pPr>
+            <w:r>
+              <w:rPr>
+                <w:rFonts w:hint="eastAsia"/>
+                <w:vertAlign w:val="baseline"/>
+                <w:lang w:val="en-US" w:eastAsia="zh-CN"/>
+              </w:rPr>
+              <w:t>code</w:t>
+            </w:r>
+          </w:p>
+        </w:tc>
+        <w:tc>
+          <w:tcPr>
+            <w:tcW w:w="1704" w:type="dxa"/>
+          </w:tcPr>
+          <w:p>
+            <w:pPr>
+              <w:rPr>
+                <w:rFonts w:hint="default"/>
+                <w:vertAlign w:val="baseline"/>
+                <w:lang w:val="en-US" w:eastAsia="zh-CN"/>
+              </w:rPr>
+            </w:pPr>
+            <w:r>
+              <w:rPr>
+                <w:rFonts w:hint="eastAsia"/>
+                <w:vertAlign w:val="baseline"/>
+                <w:lang w:val="en-US" w:eastAsia="zh-CN"/>
+              </w:rPr>
+              <w:t>编码</w:t>
+            </w:r>
+          </w:p>
+        </w:tc>
+        <w:tc>
+          <w:tcPr>
+            <w:tcW w:w="1704" w:type="dxa"/>
+          </w:tcPr>
+          <w:p>
+            <w:pPr>
+              <w:rPr>
+                <w:rFonts w:hint="eastAsia"/>
+                <w:vertAlign w:val="baseline"/>
+                <w:lang w:val="en-US" w:eastAsia="zh-CN"/>
+              </w:rPr>
+            </w:pPr>
+            <w:r>
+              <w:rPr>
+                <w:rFonts w:hint="eastAsia"/>
+                <w:vertAlign w:val="baseline"/>
+                <w:lang w:val="en-US" w:eastAsia="zh-CN"/>
+              </w:rPr>
+              <w:t>VARCHAR(50)</w:t>
+            </w:r>
+          </w:p>
+        </w:tc>
+        <w:tc>
+          <w:tcPr>
+            <w:tcW w:w="1705" w:type="dxa"/>
+          </w:tcPr>
+          <w:p>
+            <w:pPr>
+              <w:rPr>
+                <w:rFonts w:hint="default"/>
+                <w:vertAlign w:val="baseline"/>
+                <w:lang w:val="en-US" w:eastAsia="zh-CN"/>
+              </w:rPr>
+            </w:pPr>
+            <w:r>
+              <w:rPr>
+                <w:rFonts w:hint="eastAsia"/>
+                <w:vertAlign w:val="baseline"/>
+                <w:lang w:val="en-US" w:eastAsia="zh-CN"/>
+              </w:rPr>
+              <w:t>唯一</w:t>
+            </w:r>
+          </w:p>
+        </w:tc>
+        <w:tc>
+          <w:tcPr>
+            <w:tcW w:w="1705" w:type="dxa"/>
+          </w:tcPr>
+          <w:p>
+            <w:pPr>
+              <w:rPr>
+                <w:rFonts w:hint="eastAsia"/>
+                <w:vertAlign w:val="baseline"/>
+                <w:lang w:val="en-US" w:eastAsia="zh-CN"/>
+              </w:rPr>
+            </w:pPr>
+            <w:r>
+              <w:rPr>
+                <w:rFonts w:hint="eastAsia"/>
+                <w:vertAlign w:val="baseline"/>
+                <w:lang w:val="en-US" w:eastAsia="zh-CN"/>
+              </w:rPr>
+              <w:t>非空</w:t>
+            </w:r>
+          </w:p>
+        </w:tc>
+      </w:tr>
+      <w:tr>
+        <w:tblPrEx>
+          <w:tblBorders>
+            <w:top w:val="single" w:color="auto" w:sz="4" w:space="0"/>
+            <w:left w:val="single" w:color="auto" w:sz="4" w:space="0"/>
+            <w:bottom w:val="single" w:color="auto" w:sz="4" w:space="0"/>
+            <w:right w:val="single" w:color="auto" w:sz="4" w:space="0"/>
+            <w:insideH w:val="single" w:color="auto" w:sz="4" w:space="0"/>
+            <w:insideV w:val="single" w:color="auto" w:sz="4" w:space="0"/>
+          </w:tblBorders>
+          <w:tblCellMar>
+            <w:top w:w="0" w:type="dxa"/>
+            <w:left w:w="108" w:type="dxa"/>
+            <w:bottom w:w="0" w:type="dxa"/>
+            <w:right w:w="108" w:type="dxa"/>
+          </w:tblCellMar>
+        </w:tblPrEx>
+        <w:tc>
+          <w:tcPr>
+            <w:tcW w:w="1704" w:type="dxa"/>
+          </w:tcPr>
+          <w:p>
+            <w:pPr>
+              <w:rPr>
+                <w:rFonts w:hint="default"/>
+                <w:vertAlign w:val="baseline"/>
+                <w:lang w:val="en-US" w:eastAsia="zh-CN"/>
+              </w:rPr>
+            </w:pPr>
+            <w:r>
+              <w:rPr>
+                <w:rFonts w:hint="eastAsia"/>
+                <w:vertAlign w:val="baseline"/>
+                <w:lang w:val="en-US" w:eastAsia="zh-CN"/>
+              </w:rPr>
+              <w:t>description</w:t>
+            </w:r>
+          </w:p>
+        </w:tc>
+        <w:tc>
+          <w:tcPr>
+            <w:tcW w:w="1704" w:type="dxa"/>
+          </w:tcPr>
+          <w:p>
+            <w:pPr>
+              <w:rPr>
+                <w:rFonts w:hint="default"/>
+                <w:vertAlign w:val="baseline"/>
+                <w:lang w:val="en-US" w:eastAsia="zh-CN"/>
+              </w:rPr>
+            </w:pPr>
+            <w:r>
+              <w:rPr>
+                <w:rFonts w:hint="eastAsia"/>
+                <w:vertAlign w:val="baseline"/>
+                <w:lang w:val="en-US" w:eastAsia="zh-CN"/>
+              </w:rPr>
+              <w:t>描述</w:t>
+            </w:r>
+          </w:p>
+        </w:tc>
+        <w:tc>
+          <w:tcPr>
+            <w:tcW w:w="1704" w:type="dxa"/>
+          </w:tcPr>
+          <w:p>
+            <w:pPr>
+              <w:rPr>
+                <w:rFonts w:hint="eastAsia"/>
+                <w:vertAlign w:val="baseline"/>
+                <w:lang w:val="en-US" w:eastAsia="zh-CN"/>
+              </w:rPr>
+            </w:pPr>
+            <w:r>
+              <w:rPr>
+                <w:rFonts w:hint="eastAsia"/>
+                <w:vertAlign w:val="baseline"/>
+                <w:lang w:val="en-US" w:eastAsia="zh-CN"/>
+              </w:rPr>
+              <w:t>VARCHAR(255)</w:t>
+            </w:r>
+          </w:p>
+        </w:tc>
+        <w:tc>
+          <w:tcPr>
+            <w:tcW w:w="1705" w:type="dxa"/>
+          </w:tcPr>
+          <w:p>
+            <w:pPr>
+              <w:rPr>
+                <w:rFonts w:hint="eastAsia"/>
+                <w:vertAlign w:val="baseline"/>
+                <w:lang w:val="en-US" w:eastAsia="zh-CN"/>
+              </w:rPr>
+            </w:pPr>
+          </w:p>
+        </w:tc>
+        <w:tc>
+          <w:tcPr>
+            <w:tcW w:w="1705" w:type="dxa"/>
+          </w:tcPr>
+          <w:p>
+            <w:pPr>
+              <w:rPr>
+                <w:rFonts w:hint="eastAsia"/>
+                <w:vertAlign w:val="baseline"/>
+                <w:lang w:val="en-US" w:eastAsia="zh-CN"/>
+              </w:rPr>
+            </w:pPr>
+          </w:p>
+        </w:tc>
+      </w:tr>
+      <w:tr>
+        <w:tblPrEx>
+          <w:tblBorders>
+            <w:top w:val="single" w:color="auto" w:sz="4" w:space="0"/>
+            <w:left w:val="single" w:color="auto" w:sz="4" w:space="0"/>
+            <w:bottom w:val="single" w:color="auto" w:sz="4" w:space="0"/>
+            <w:right w:val="single" w:color="auto" w:sz="4" w:space="0"/>
+            <w:insideH w:val="single" w:color="auto" w:sz="4" w:space="0"/>
+            <w:insideV w:val="single" w:color="auto" w:sz="4" w:space="0"/>
+          </w:tblBorders>
+          <w:tblCellMar>
+            <w:top w:w="0" w:type="dxa"/>
+            <w:left w:w="108" w:type="dxa"/>
+            <w:bottom w:w="0" w:type="dxa"/>
+            <w:right w:w="108" w:type="dxa"/>
+          </w:tblCellMar>
+        </w:tblPrEx>
+        <w:tc>
+          <w:tcPr>
+            <w:tcW w:w="1704" w:type="dxa"/>
+            <w:vAlign w:val="top"/>
+          </w:tcPr>
+          <w:p>
+            <w:pPr>
+              <w:rPr>
+                <w:rFonts w:hint="eastAsia"/>
+                <w:vertAlign w:val="baseline"/>
+                <w:lang w:val="en-US" w:eastAsia="zh-CN"/>
+              </w:rPr>
+            </w:pPr>
+            <w:r>
+              <w:rPr>
+                <w:rFonts w:hint="eastAsia"/>
+                <w:vertAlign w:val="baseline"/>
+                <w:lang w:val="en-US" w:eastAsia="zh-CN"/>
+              </w:rPr>
+              <w:t>created_time</w:t>
+            </w:r>
+          </w:p>
+        </w:tc>
+        <w:tc>
+          <w:tcPr>
+            <w:tcW w:w="1704" w:type="dxa"/>
+            <w:vAlign w:val="top"/>
+          </w:tcPr>
+          <w:p>
+            <w:pPr>
+              <w:rPr>
+                <w:rFonts w:hint="eastAsia"/>
+                <w:vertAlign w:val="baseline"/>
+                <w:lang w:val="en-US" w:eastAsia="zh-CN"/>
+              </w:rPr>
+            </w:pPr>
+            <w:r>
+              <w:rPr>
+                <w:rFonts w:hint="eastAsia"/>
+                <w:vertAlign w:val="baseline"/>
+                <w:lang w:val="en-US" w:eastAsia="zh-CN"/>
+              </w:rPr>
+              <w:t>创建时间</w:t>
+            </w:r>
+          </w:p>
+        </w:tc>
+        <w:tc>
+          <w:tcPr>
+            <w:tcW w:w="1704" w:type="dxa"/>
+            <w:vAlign w:val="top"/>
+          </w:tcPr>
+          <w:p>
+            <w:pPr>
+              <w:rPr>
+                <w:rFonts w:hint="eastAsia"/>
+                <w:vertAlign w:val="baseline"/>
+                <w:lang w:val="en-US" w:eastAsia="zh-CN"/>
+              </w:rPr>
+            </w:pPr>
+            <w:r>
+              <w:rPr>
+                <w:rFonts w:hint="eastAsia"/>
+                <w:vertAlign w:val="baseline"/>
+                <w:lang w:val="en-US" w:eastAsia="zh-CN"/>
+              </w:rPr>
+              <w:t>TIMESTAMP</w:t>
+            </w:r>
+          </w:p>
+        </w:tc>
+        <w:tc>
+          <w:tcPr>
+            <w:tcW w:w="1705" w:type="dxa"/>
+            <w:vAlign w:val="top"/>
+          </w:tcPr>
+          <w:p>
+            <w:pPr>
+              <w:rPr>
+                <w:rFonts w:hint="eastAsia"/>
+                <w:vertAlign w:val="baseline"/>
+                <w:lang w:val="en-US" w:eastAsia="zh-CN"/>
+              </w:rPr>
+            </w:pPr>
+          </w:p>
+        </w:tc>
+        <w:tc>
+          <w:tcPr>
+            <w:tcW w:w="1705" w:type="dxa"/>
+            <w:vAlign w:val="top"/>
+          </w:tcPr>
+          <w:p>
+            <w:pPr>
+              <w:rPr>
+                <w:rFonts w:hint="eastAsia"/>
+                <w:vertAlign w:val="baseline"/>
+                <w:lang w:val="en-US" w:eastAsia="zh-CN"/>
+              </w:rPr>
+            </w:pPr>
+            <w:r>
+              <w:rPr>
+                <w:rFonts w:hint="eastAsia"/>
+                <w:vertAlign w:val="baseline"/>
+                <w:lang w:val="en-US" w:eastAsia="zh-CN"/>
+              </w:rPr>
+              <w:t>非空</w:t>
+            </w:r>
+          </w:p>
+        </w:tc>
+      </w:tr>
+      <w:tr>
+        <w:tblPrEx>
+          <w:tblBorders>
+            <w:top w:val="single" w:color="auto" w:sz="4" w:space="0"/>
+            <w:left w:val="single" w:color="auto" w:sz="4" w:space="0"/>
+            <w:bottom w:val="single" w:color="auto" w:sz="4" w:space="0"/>
+            <w:right w:val="single" w:color="auto" w:sz="4" w:space="0"/>
+            <w:insideH w:val="single" w:color="auto" w:sz="4" w:space="0"/>
+            <w:insideV w:val="single" w:color="auto" w:sz="4" w:space="0"/>
+          </w:tblBorders>
+          <w:tblCellMar>
+            <w:top w:w="0" w:type="dxa"/>
+            <w:left w:w="108" w:type="dxa"/>
+            <w:bottom w:w="0" w:type="dxa"/>
+            <w:right w:w="108" w:type="dxa"/>
+          </w:tblCellMar>
+        </w:tblPrEx>
+        <w:tc>
+          <w:tcPr>
+            <w:tcW w:w="1704" w:type="dxa"/>
+            <w:vAlign w:val="top"/>
+          </w:tcPr>
+          <w:p>
+            <w:pPr>
+              <w:rPr>
+                <w:rFonts w:hint="eastAsia"/>
+                <w:vertAlign w:val="baseline"/>
+                <w:lang w:val="en-US" w:eastAsia="zh-CN"/>
+              </w:rPr>
+            </w:pPr>
+            <w:r>
+              <w:rPr>
+                <w:rFonts w:hint="eastAsia"/>
+                <w:vertAlign w:val="baseline"/>
+                <w:lang w:val="en-US" w:eastAsia="zh-CN"/>
+              </w:rPr>
+              <w:t>updated_time</w:t>
+            </w:r>
+          </w:p>
+        </w:tc>
+        <w:tc>
+          <w:tcPr>
+            <w:tcW w:w="1704" w:type="dxa"/>
+            <w:vAlign w:val="top"/>
+          </w:tcPr>
+          <w:p>
+            <w:pPr>
+              <w:rPr>
+                <w:rFonts w:hint="eastAsia"/>
+                <w:vertAlign w:val="baseline"/>
+                <w:lang w:val="en-US" w:eastAsia="zh-CN"/>
+              </w:rPr>
+            </w:pPr>
+            <w:r>
+              <w:rPr>
+                <w:rFonts w:hint="eastAsia"/>
+                <w:vertAlign w:val="baseline"/>
+                <w:lang w:val="en-US" w:eastAsia="zh-CN"/>
+              </w:rPr>
+              <w:t>最后修改时间</w:t>
+            </w:r>
+          </w:p>
+        </w:tc>
+        <w:tc>
+          <w:tcPr>
+            <w:tcW w:w="1704" w:type="dxa"/>
+            <w:vAlign w:val="top"/>
+          </w:tcPr>
+          <w:p>
+            <w:pPr>
+              <w:rPr>
+                <w:rFonts w:hint="eastAsia"/>
+                <w:vertAlign w:val="baseline"/>
+                <w:lang w:val="en-US" w:eastAsia="zh-CN"/>
+              </w:rPr>
+            </w:pPr>
+            <w:r>
+              <w:rPr>
+                <w:rFonts w:hint="eastAsia"/>
+                <w:vertAlign w:val="baseline"/>
+                <w:lang w:val="en-US" w:eastAsia="zh-CN"/>
+              </w:rPr>
+              <w:t>TIMESTAMP</w:t>
+            </w:r>
+          </w:p>
+        </w:tc>
+        <w:tc>
+          <w:tcPr>
+            <w:tcW w:w="1705" w:type="dxa"/>
+            <w:vAlign w:val="top"/>
+          </w:tcPr>
+          <w:p>
+            <w:pPr>
+              <w:rPr>
+                <w:rFonts w:hint="eastAsia"/>
+                <w:vertAlign w:val="baseline"/>
+                <w:lang w:val="en-US" w:eastAsia="zh-CN"/>
+              </w:rPr>
+            </w:pPr>
+          </w:p>
+        </w:tc>
+        <w:tc>
+          <w:tcPr>
+            <w:tcW w:w="1705" w:type="dxa"/>
+            <w:vAlign w:val="top"/>
+          </w:tcPr>
+          <w:p>
+            <w:pPr>
+              <w:rPr>
+                <w:rFonts w:hint="eastAsia"/>
+                <w:vertAlign w:val="baseline"/>
+                <w:lang w:val="en-US" w:eastAsia="zh-CN"/>
+              </w:rPr>
+            </w:pPr>
+            <w:r>
+              <w:rPr>
+                <w:rFonts w:hint="eastAsia"/>
+                <w:vertAlign w:val="baseline"/>
+                <w:lang w:val="en-US" w:eastAsia="zh-CN"/>
+              </w:rPr>
+              <w:t>非空</w:t>
+            </w:r>
+          </w:p>
+        </w:tc>
+      </w:tr>
+    </w:tbl>
+    <w:p>
+      <w:pPr>
+        <w:rPr>
+          <w:rFonts w:hint="default"/>
+          <w:lang w:val="en-US" w:eastAsia="zh-CN"/>
+        </w:rPr>
+      </w:pPr>
+    </w:p>
+    <w:p>
+      <w:pPr>
+        <w:rPr>
+          <w:rFonts w:hint="eastAsia"/>
+          <w:lang w:val="en-US" w:eastAsia="zh-CN"/>
+        </w:rPr>
+      </w:pPr>
+      <w:r>
+        <w:rPr>
+          <w:rFonts w:hint="eastAsia"/>
+          <w:lang w:val="en-US" w:eastAsia="zh-CN"/>
+        </w:rPr>
+        <w:t>PC端角色权限关联表</w:t>
+      </w:r>
+    </w:p>
+    <w:p>
+      <w:pPr>
+        <w:rPr>
+          <w:rFonts w:hint="eastAsia"/>
+          <w:lang w:val="en-US" w:eastAsia="zh-CN"/>
+        </w:rPr>
+      </w:pPr>
+      <w:r>
+        <w:rPr>
+          <w:rFonts w:hint="eastAsia"/>
+          <w:lang w:val="en-US" w:eastAsia="zh-CN"/>
+        </w:rPr>
+        <w:t>pc_role_permission</w:t>
+      </w:r>
+    </w:p>
+    <w:tbl>
+      <w:tblPr>
+        <w:tblStyle w:val="3"/>
+        <w:tblW w:w="0" w:type="auto"/>
+        <w:tblInd w:w="0" w:type="dxa"/>
+        <w:tblBorders>
+          <w:top w:val="single" w:color="auto" w:sz="4" w:space="0"/>
+          <w:left w:val="single" w:color="auto" w:sz="4" w:space="0"/>
+          <w:bottom w:val="single" w:color="auto" w:sz="4" w:space="0"/>
+          <w:right w:val="single" w:color="auto" w:sz="4" w:space="0"/>
+          <w:insideH w:val="single" w:color="auto" w:sz="4" w:space="0"/>
+          <w:insideV w:val="single" w:color="auto" w:sz="4" w:space="0"/>
+        </w:tblBorders>
+        <w:tblLayout w:type="autofit"/>
+        <w:tblCellMar>
+          <w:left w:w="108" w:type="dxa"/>
+          <w:right w:w="108" w:type="dxa"/>
+        </w:tblCellMar>
+      </w:tblPr>
+      <w:tblGrid>
+        <w:gridCol w:w="1855"/>
+        <w:gridCol w:w="1659"/>
+        <w:gridCol w:w="1688"/>
+        <w:gridCol w:w="1660"/>
+        <w:gridCol w:w="1660"/>
+      </w:tblGrid>
+      <w:tr>
+        <w:tblPrEx>
+          <w:tblBorders>
+            <w:top w:val="single" w:color="auto" w:sz="4" w:space="0"/>
+            <w:left w:val="single" w:color="auto" w:sz="4" w:space="0"/>
+            <w:bottom w:val="single" w:color="auto" w:sz="4" w:space="0"/>
+            <w:right w:val="single" w:color="auto" w:sz="4" w:space="0"/>
+            <w:insideH w:val="single" w:color="auto" w:sz="4" w:space="0"/>
+            <w:insideV w:val="single" w:color="auto" w:sz="4" w:space="0"/>
+          </w:tblBorders>
+        </w:tblPrEx>
+        <w:tc>
+          <w:tcPr>
+            <w:tcW w:w="1704" w:type="dxa"/>
+          </w:tcPr>
+          <w:p>
+            <w:pPr>
+              <w:rPr>
+                <w:rFonts w:hint="default"/>
+                <w:vertAlign w:val="baseline"/>
+                <w:lang w:val="en-US" w:eastAsia="zh-CN"/>
+              </w:rPr>
+            </w:pPr>
+            <w:r>
+              <w:rPr>
+                <w:rFonts w:hint="eastAsia"/>
+                <w:lang w:val="en-US" w:eastAsia="zh-CN"/>
+              </w:rPr>
+              <w:t>role_permission_id</w:t>
+            </w:r>
+          </w:p>
+        </w:tc>
+        <w:tc>
+          <w:tcPr>
+            <w:tcW w:w="1704" w:type="dxa"/>
+          </w:tcPr>
+          <w:p>
+            <w:pPr>
+              <w:rPr>
+                <w:rFonts w:hint="default"/>
+                <w:vertAlign w:val="baseline"/>
+                <w:lang w:val="en-US" w:eastAsia="zh-CN"/>
+              </w:rPr>
+            </w:pPr>
+            <w:r>
+              <w:rPr>
+                <w:rFonts w:hint="eastAsia"/>
+                <w:vertAlign w:val="baseline"/>
+                <w:lang w:val="en-US" w:eastAsia="zh-CN"/>
+              </w:rPr>
+              <w:t>关联标识</w:t>
+            </w:r>
+          </w:p>
+        </w:tc>
+        <w:tc>
+          <w:tcPr>
+            <w:tcW w:w="1704" w:type="dxa"/>
+          </w:tcPr>
+          <w:p>
+            <w:pPr>
+              <w:rPr>
+                <w:rFonts w:hint="eastAsia"/>
+                <w:vertAlign w:val="baseline"/>
+                <w:lang w:val="en-US" w:eastAsia="zh-CN"/>
+              </w:rPr>
+            </w:pPr>
+            <w:r>
+              <w:rPr>
+                <w:rFonts w:hint="eastAsia"/>
+                <w:vertAlign w:val="baseline"/>
+                <w:lang w:val="en-US" w:eastAsia="zh-CN"/>
+              </w:rPr>
+              <w:t>INT</w:t>
+            </w:r>
+          </w:p>
+        </w:tc>
+        <w:tc>
+          <w:tcPr>
+            <w:tcW w:w="1705" w:type="dxa"/>
+          </w:tcPr>
+          <w:p>
+            <w:pPr>
+              <w:rPr>
+                <w:rFonts w:hint="default"/>
+                <w:vertAlign w:val="baseline"/>
+                <w:lang w:val="en-US" w:eastAsia="zh-CN"/>
+              </w:rPr>
+            </w:pPr>
+            <w:r>
+              <w:rPr>
+                <w:rFonts w:hint="eastAsia"/>
+                <w:vertAlign w:val="baseline"/>
+                <w:lang w:val="en-US" w:eastAsia="zh-CN"/>
+              </w:rPr>
+              <w:t>主键</w:t>
+            </w:r>
+          </w:p>
+        </w:tc>
+        <w:tc>
+          <w:tcPr>
+            <w:tcW w:w="1705" w:type="dxa"/>
+          </w:tcPr>
+          <w:p>
+            <w:pPr>
+              <w:rPr>
+                <w:rFonts w:hint="eastAsia"/>
+                <w:vertAlign w:val="baseline"/>
+                <w:lang w:val="en-US" w:eastAsia="zh-CN"/>
+              </w:rPr>
+            </w:pPr>
+            <w:r>
+              <w:rPr>
+                <w:rFonts w:hint="eastAsia"/>
+                <w:vertAlign w:val="baseline"/>
+                <w:lang w:val="en-US" w:eastAsia="zh-CN"/>
+              </w:rPr>
+              <w:t>非空</w:t>
+            </w:r>
+          </w:p>
+        </w:tc>
+      </w:tr>
+      <w:tr>
+        <w:tblPrEx>
+          <w:tblBorders>
+            <w:top w:val="single" w:color="auto" w:sz="4" w:space="0"/>
+            <w:left w:val="single" w:color="auto" w:sz="4" w:space="0"/>
+            <w:bottom w:val="single" w:color="auto" w:sz="4" w:space="0"/>
+            <w:right w:val="single" w:color="auto" w:sz="4" w:space="0"/>
+            <w:insideH w:val="single" w:color="auto" w:sz="4" w:space="0"/>
+            <w:insideV w:val="single" w:color="auto" w:sz="4" w:space="0"/>
+          </w:tblBorders>
+          <w:tblCellMar>
+            <w:left w:w="108" w:type="dxa"/>
+            <w:right w:w="108" w:type="dxa"/>
+          </w:tblCellMar>
+        </w:tblPrEx>
+        <w:tc>
+          <w:tcPr>
+            <w:tcW w:w="1704" w:type="dxa"/>
+          </w:tcPr>
+          <w:p>
+            <w:pPr>
+              <w:rPr>
+                <w:rFonts w:hint="eastAsia"/>
+                <w:vertAlign w:val="baseline"/>
+                <w:lang w:val="en-US" w:eastAsia="zh-CN"/>
+              </w:rPr>
+            </w:pPr>
+            <w:r>
+              <w:rPr>
+                <w:rFonts w:hint="eastAsia"/>
+                <w:vertAlign w:val="baseline"/>
+                <w:lang w:val="en-US" w:eastAsia="zh-CN"/>
+              </w:rPr>
+              <w:t>role_id</w:t>
+            </w:r>
+          </w:p>
+        </w:tc>
+        <w:tc>
+          <w:tcPr>
+            <w:tcW w:w="1704" w:type="dxa"/>
+          </w:tcPr>
+          <w:p>
+            <w:pPr>
+              <w:rPr>
+                <w:rFonts w:hint="default"/>
+                <w:vertAlign w:val="baseline"/>
+                <w:lang w:val="en-US" w:eastAsia="zh-CN"/>
+              </w:rPr>
+            </w:pPr>
+            <w:r>
+              <w:rPr>
+                <w:rFonts w:hint="eastAsia"/>
+                <w:vertAlign w:val="baseline"/>
+                <w:lang w:val="en-US" w:eastAsia="zh-CN"/>
+              </w:rPr>
+              <w:t>角色标识</w:t>
+            </w:r>
+          </w:p>
+        </w:tc>
+        <w:tc>
+          <w:tcPr>
+            <w:tcW w:w="1704" w:type="dxa"/>
+          </w:tcPr>
+          <w:p>
+            <w:pPr>
+              <w:rPr>
+                <w:rFonts w:hint="eastAsia"/>
+                <w:vertAlign w:val="baseline"/>
+                <w:lang w:val="en-US" w:eastAsia="zh-CN"/>
+              </w:rPr>
+            </w:pPr>
+            <w:r>
+              <w:rPr>
+                <w:rFonts w:hint="eastAsia"/>
+                <w:vertAlign w:val="baseline"/>
+                <w:lang w:val="en-US" w:eastAsia="zh-CN"/>
+              </w:rPr>
+              <w:t>INT</w:t>
+            </w:r>
+          </w:p>
+        </w:tc>
+        <w:tc>
+          <w:tcPr>
+            <w:tcW w:w="1705" w:type="dxa"/>
+          </w:tcPr>
+          <w:p>
+            <w:pPr>
+              <w:rPr>
+                <w:rFonts w:hint="default"/>
+                <w:vertAlign w:val="baseline"/>
+                <w:lang w:val="en-US" w:eastAsia="zh-CN"/>
+              </w:rPr>
+            </w:pPr>
+            <w:r>
+              <w:rPr>
+                <w:rFonts w:hint="eastAsia"/>
+                <w:vertAlign w:val="baseline"/>
+                <w:lang w:val="en-US" w:eastAsia="zh-CN"/>
+              </w:rPr>
+              <w:t>外键</w:t>
+            </w:r>
+          </w:p>
+        </w:tc>
+        <w:tc>
+          <w:tcPr>
+            <w:tcW w:w="1705" w:type="dxa"/>
+          </w:tcPr>
+          <w:p>
+            <w:pPr>
+              <w:rPr>
+                <w:rFonts w:hint="eastAsia"/>
+                <w:vertAlign w:val="baseline"/>
+                <w:lang w:val="en-US" w:eastAsia="zh-CN"/>
+              </w:rPr>
+            </w:pPr>
+            <w:r>
+              <w:rPr>
+                <w:rFonts w:hint="eastAsia"/>
+                <w:vertAlign w:val="baseline"/>
+                <w:lang w:val="en-US" w:eastAsia="zh-CN"/>
+              </w:rPr>
+              <w:t>非空</w:t>
+            </w:r>
+          </w:p>
+        </w:tc>
+      </w:tr>
+      <w:tr>
+        <w:tblPrEx>
+          <w:tblBorders>
+            <w:top w:val="single" w:color="auto" w:sz="4" w:space="0"/>
+            <w:left w:val="single" w:color="auto" w:sz="4" w:space="0"/>
+            <w:bottom w:val="single" w:color="auto" w:sz="4" w:space="0"/>
+            <w:right w:val="single" w:color="auto" w:sz="4" w:space="0"/>
+            <w:insideH w:val="single" w:color="auto" w:sz="4" w:space="0"/>
+            <w:insideV w:val="single" w:color="auto" w:sz="4" w:space="0"/>
+          </w:tblBorders>
+          <w:tblCellMar>
+            <w:left w:w="108" w:type="dxa"/>
+            <w:right w:w="108" w:type="dxa"/>
+          </w:tblCellMar>
+        </w:tblPrEx>
+        <w:tc>
+          <w:tcPr>
+            <w:tcW w:w="1704" w:type="dxa"/>
+          </w:tcPr>
+          <w:p>
+            <w:pPr>
+              <w:rPr>
+                <w:rFonts w:hint="eastAsia"/>
+                <w:vertAlign w:val="baseline"/>
+                <w:lang w:val="en-US" w:eastAsia="zh-CN"/>
+              </w:rPr>
+            </w:pPr>
+            <w:r>
+              <w:rPr>
+                <w:rFonts w:hint="eastAsia"/>
+                <w:vertAlign w:val="baseline"/>
+                <w:lang w:val="en-US" w:eastAsia="zh-CN"/>
+              </w:rPr>
+              <w:t>permission_id</w:t>
+            </w:r>
+          </w:p>
+        </w:tc>
+        <w:tc>
+          <w:tcPr>
+            <w:tcW w:w="1704" w:type="dxa"/>
+          </w:tcPr>
+          <w:p>
+            <w:pPr>
+              <w:rPr>
+                <w:rFonts w:hint="default"/>
+                <w:vertAlign w:val="baseline"/>
+                <w:lang w:val="en-US" w:eastAsia="zh-CN"/>
+              </w:rPr>
+            </w:pPr>
+            <w:r>
+              <w:rPr>
+                <w:rFonts w:hint="eastAsia"/>
+                <w:vertAlign w:val="baseline"/>
+                <w:lang w:val="en-US" w:eastAsia="zh-CN"/>
+              </w:rPr>
+              <w:t>权限标识</w:t>
+            </w:r>
+          </w:p>
+        </w:tc>
+        <w:tc>
+          <w:tcPr>
+            <w:tcW w:w="1704" w:type="dxa"/>
+          </w:tcPr>
+          <w:p>
+            <w:pPr>
+              <w:rPr>
+                <w:rFonts w:hint="eastAsia"/>
+                <w:vertAlign w:val="baseline"/>
+                <w:lang w:val="en-US" w:eastAsia="zh-CN"/>
+              </w:rPr>
+            </w:pPr>
+            <w:r>
+              <w:rPr>
+                <w:rFonts w:hint="eastAsia"/>
+                <w:vertAlign w:val="baseline"/>
+                <w:lang w:val="en-US" w:eastAsia="zh-CN"/>
+              </w:rPr>
+              <w:t>INT</w:t>
+            </w:r>
+          </w:p>
+        </w:tc>
+        <w:tc>
+          <w:tcPr>
+            <w:tcW w:w="1705" w:type="dxa"/>
+          </w:tcPr>
+          <w:p>
+            <w:pPr>
+              <w:rPr>
+                <w:rFonts w:hint="default"/>
+                <w:vertAlign w:val="baseline"/>
+                <w:lang w:val="en-US" w:eastAsia="zh-CN"/>
+              </w:rPr>
+            </w:pPr>
+            <w:r>
+              <w:rPr>
+                <w:rFonts w:hint="eastAsia"/>
+                <w:vertAlign w:val="baseline"/>
+                <w:lang w:val="en-US" w:eastAsia="zh-CN"/>
+              </w:rPr>
+              <w:t>外键</w:t>
+            </w:r>
+          </w:p>
+        </w:tc>
+        <w:tc>
+          <w:tcPr>
+            <w:tcW w:w="1705" w:type="dxa"/>
+          </w:tcPr>
+          <w:p>
+            <w:pPr>
+              <w:rPr>
+                <w:rFonts w:hint="eastAsia"/>
+                <w:vertAlign w:val="baseline"/>
+                <w:lang w:val="en-US" w:eastAsia="zh-CN"/>
+              </w:rPr>
+            </w:pPr>
+            <w:r>
+              <w:rPr>
+                <w:rFonts w:hint="eastAsia"/>
+                <w:vertAlign w:val="baseline"/>
+                <w:lang w:val="en-US" w:eastAsia="zh-CN"/>
+              </w:rPr>
+              <w:t>非空</w:t>
+            </w:r>
+          </w:p>
+        </w:tc>
+      </w:tr>
+      <w:tr>
+        <w:tblPrEx>
+          <w:tblBorders>
+            <w:top w:val="single" w:color="auto" w:sz="4" w:space="0"/>
+            <w:left w:val="single" w:color="auto" w:sz="4" w:space="0"/>
+            <w:bottom w:val="single" w:color="auto" w:sz="4" w:space="0"/>
+            <w:right w:val="single" w:color="auto" w:sz="4" w:space="0"/>
+            <w:insideH w:val="single" w:color="auto" w:sz="4" w:space="0"/>
+            <w:insideV w:val="single" w:color="auto" w:sz="4" w:space="0"/>
+          </w:tblBorders>
+          <w:tblCellMar>
+            <w:left w:w="108" w:type="dxa"/>
+            <w:right w:w="108" w:type="dxa"/>
+          </w:tblCellMar>
+        </w:tblPrEx>
+        <w:tc>
+          <w:tcPr>
+            <w:tcW w:w="1704" w:type="dxa"/>
+            <w:vAlign w:val="top"/>
+          </w:tcPr>
+          <w:p>
+            <w:pPr>
+              <w:rPr>
+                <w:rFonts w:hint="eastAsia"/>
+                <w:vertAlign w:val="baseline"/>
+                <w:lang w:val="en-US" w:eastAsia="zh-CN"/>
+              </w:rPr>
+            </w:pPr>
+            <w:r>
+              <w:rPr>
+                <w:rFonts w:hint="eastAsia"/>
+                <w:vertAlign w:val="baseline"/>
+                <w:lang w:val="en-US" w:eastAsia="zh-CN"/>
+              </w:rPr>
+              <w:t>created_time</w:t>
+            </w:r>
+          </w:p>
+        </w:tc>
+        <w:tc>
+          <w:tcPr>
+            <w:tcW w:w="1704" w:type="dxa"/>
+            <w:vAlign w:val="top"/>
+          </w:tcPr>
+          <w:p>
+            <w:pPr>
+              <w:rPr>
+                <w:rFonts w:hint="eastAsia"/>
+                <w:vertAlign w:val="baseline"/>
+                <w:lang w:val="en-US" w:eastAsia="zh-CN"/>
+              </w:rPr>
+            </w:pPr>
+            <w:r>
+              <w:rPr>
+                <w:rFonts w:hint="eastAsia"/>
+                <w:vertAlign w:val="baseline"/>
+                <w:lang w:val="en-US" w:eastAsia="zh-CN"/>
+              </w:rPr>
+              <w:t>创建时间</w:t>
+            </w:r>
+          </w:p>
+        </w:tc>
+        <w:tc>
+          <w:tcPr>
+            <w:tcW w:w="1704" w:type="dxa"/>
+            <w:vAlign w:val="top"/>
+          </w:tcPr>
+          <w:p>
+            <w:pPr>
+              <w:rPr>
+                <w:rFonts w:hint="eastAsia"/>
+                <w:vertAlign w:val="baseline"/>
+                <w:lang w:val="en-US" w:eastAsia="zh-CN"/>
+              </w:rPr>
+            </w:pPr>
+            <w:r>
+              <w:rPr>
+                <w:rFonts w:hint="eastAsia"/>
+                <w:vertAlign w:val="baseline"/>
+                <w:lang w:val="en-US" w:eastAsia="zh-CN"/>
+              </w:rPr>
+              <w:t>TIMESTAMP</w:t>
+            </w:r>
+          </w:p>
+        </w:tc>
+        <w:tc>
+          <w:tcPr>
+            <w:tcW w:w="1705" w:type="dxa"/>
+            <w:vAlign w:val="top"/>
+          </w:tcPr>
+          <w:p>
+            <w:pPr>
+              <w:rPr>
+                <w:rFonts w:hint="eastAsia"/>
+                <w:vertAlign w:val="baseline"/>
+                <w:lang w:val="en-US" w:eastAsia="zh-CN"/>
+              </w:rPr>
+            </w:pPr>
+          </w:p>
+        </w:tc>
+        <w:tc>
+          <w:tcPr>
+            <w:tcW w:w="1705" w:type="dxa"/>
+            <w:vAlign w:val="top"/>
+          </w:tcPr>
+          <w:p>
+            <w:pPr>
+              <w:rPr>
+                <w:rFonts w:hint="eastAsia"/>
+                <w:vertAlign w:val="baseline"/>
+                <w:lang w:val="en-US" w:eastAsia="zh-CN"/>
+              </w:rPr>
+            </w:pPr>
+            <w:r>
+              <w:rPr>
+                <w:rFonts w:hint="eastAsia"/>
+                <w:vertAlign w:val="baseline"/>
+                <w:lang w:val="en-US" w:eastAsia="zh-CN"/>
+              </w:rPr>
+              <w:t>非空</w:t>
+            </w:r>
+          </w:p>
+        </w:tc>
+      </w:tr>
+    </w:tbl>
     <w:p>
       <w:pPr>
         <w:rPr>
@@ -18408,7 +21927,7 @@
   <w:docDefaults>
     <w:rPrDefault>
       <w:rPr>
-        <w:rFonts w:asciiTheme="minorHAnsi" w:hAnsiTheme="minorHAnsi" w:eastAsiaTheme="minorEastAsia" w:cstheme="minorBidi"/>
+        <w:rFonts w:ascii="Times New Roman" w:hAnsi="Times New Roman" w:eastAsia="宋体" w:cs="Times New Roman"/>
       </w:rPr>
     </w:rPrDefault>
     <w:pPrDefault/>

--- a/数据库设计文档.docx
+++ b/数据库设计文档.docx
@@ -3338,6 +3338,12 @@
             <w:insideH w:val="single" w:color="auto" w:sz="4" w:space="0"/>
             <w:insideV w:val="single" w:color="auto" w:sz="4" w:space="0"/>
           </w:tblBorders>
+          <w:tblCellMar>
+            <w:top w:w="0" w:type="dxa"/>
+            <w:left w:w="108" w:type="dxa"/>
+            <w:bottom w:w="0" w:type="dxa"/>
+            <w:right w:w="108" w:type="dxa"/>
+          </w:tblCellMar>
         </w:tblPrEx>
         <w:tc>
           <w:tcPr>
@@ -5301,7 +5307,7 @@
                 <w:vertAlign w:val="baseline"/>
                 <w:lang w:val="en-US" w:eastAsia="zh-CN"/>
               </w:rPr>
-              <w:t>show</w:t>
+              <w:t>show_status</w:t>
             </w:r>
           </w:p>
         </w:tc>
@@ -5419,8 +5425,10 @@
                 <w:vertAlign w:val="baseline"/>
                 <w:lang w:val="en-US" w:eastAsia="zh-CN"/>
               </w:rPr>
-              <w:t>enable</w:t>
-            </w:r>
+              <w:t>enable_status</w:t>
+            </w:r>
+            <w:bookmarkStart w:id="0" w:name="_GoBack"/>
+            <w:bookmarkEnd w:id="0"/>
           </w:p>
         </w:tc>
         <w:tc>
@@ -5539,8 +5547,6 @@
               </w:rPr>
               <w:t>sort</w:t>
             </w:r>
-            <w:bookmarkStart w:id="0" w:name="_GoBack"/>
-            <w:bookmarkEnd w:id="0"/>
           </w:p>
         </w:tc>
         <w:tc>
@@ -6758,6 +6764,10 @@
             <w:insideH w:val="single" w:color="auto" w:sz="4" w:space="0"/>
             <w:insideV w:val="single" w:color="auto" w:sz="4" w:space="0"/>
           </w:tblBorders>
+          <w:tblCellMar>
+            <w:left w:w="108" w:type="dxa"/>
+            <w:right w:w="108" w:type="dxa"/>
+          </w:tblCellMar>
         </w:tblPrEx>
         <w:tc>
           <w:tcPr>
@@ -7801,12 +7811,6 @@
             <w:insideH w:val="single" w:color="auto" w:sz="4" w:space="0"/>
             <w:insideV w:val="single" w:color="auto" w:sz="4" w:space="0"/>
           </w:tblBorders>
-          <w:tblCellMar>
-            <w:top w:w="0" w:type="dxa"/>
-            <w:left w:w="108" w:type="dxa"/>
-            <w:bottom w:w="0" w:type="dxa"/>
-            <w:right w:w="108" w:type="dxa"/>
-          </w:tblCellMar>
         </w:tblPrEx>
         <w:tc>
           <w:tcPr>
@@ -9713,14 +9717,6 @@
       </w:tr>
       <w:tr>
         <w:tblPrEx>
-          <w:tblBorders>
-            <w:top w:val="single" w:color="auto" w:sz="4" w:space="0"/>
-            <w:left w:val="single" w:color="auto" w:sz="4" w:space="0"/>
-            <w:bottom w:val="single" w:color="auto" w:sz="4" w:space="0"/>
-            <w:right w:val="single" w:color="auto" w:sz="4" w:space="0"/>
-            <w:insideH w:val="single" w:color="auto" w:sz="4" w:space="0"/>
-            <w:insideV w:val="single" w:color="auto" w:sz="4" w:space="0"/>
-          </w:tblBorders>
           <w:tblCellMar>
             <w:top w:w="0" w:type="dxa"/>
             <w:left w:w="108" w:type="dxa"/>
@@ -16587,12 +16583,6 @@
             <w:insideH w:val="single" w:color="auto" w:sz="4" w:space="0"/>
             <w:insideV w:val="single" w:color="auto" w:sz="4" w:space="0"/>
           </w:tblBorders>
-          <w:tblCellMar>
-            <w:top w:w="0" w:type="dxa"/>
-            <w:left w:w="108" w:type="dxa"/>
-            <w:bottom w:w="0" w:type="dxa"/>
-            <w:right w:w="108" w:type="dxa"/>
-          </w:tblCellMar>
         </w:tblPrEx>
         <w:tc>
           <w:tcPr>
@@ -18195,12 +18185,6 @@
             <w:insideH w:val="single" w:color="auto" w:sz="4" w:space="0"/>
             <w:insideV w:val="single" w:color="auto" w:sz="4" w:space="0"/>
           </w:tblBorders>
-          <w:tblCellMar>
-            <w:top w:w="0" w:type="dxa"/>
-            <w:left w:w="108" w:type="dxa"/>
-            <w:bottom w:w="0" w:type="dxa"/>
-            <w:right w:w="108" w:type="dxa"/>
-          </w:tblCellMar>
         </w:tblPrEx>
         <w:tc>
           <w:tcPr>

--- a/数据库设计文档.docx
+++ b/数据库设计文档.docx
@@ -1473,12 +1473,6 @@
             <w:insideH w:val="single" w:color="auto" w:sz="4" w:space="0"/>
             <w:insideV w:val="single" w:color="auto" w:sz="4" w:space="0"/>
           </w:tblBorders>
-          <w:tblCellMar>
-            <w:top w:w="0" w:type="dxa"/>
-            <w:left w:w="108" w:type="dxa"/>
-            <w:bottom w:w="0" w:type="dxa"/>
-            <w:right w:w="108" w:type="dxa"/>
-          </w:tblCellMar>
         </w:tblPrEx>
         <w:tc>
           <w:tcPr>
@@ -3777,7 +3771,9 @@
         </w:tblBorders>
         <w:tblLayout w:type="fixed"/>
         <w:tblCellMar>
+          <w:top w:w="0" w:type="dxa"/>
           <w:left w:w="108" w:type="dxa"/>
+          <w:bottom w:w="0" w:type="dxa"/>
           <w:right w:w="108" w:type="dxa"/>
         </w:tblCellMar>
       </w:tblPr>
@@ -3799,7 +3795,9 @@
             <w:insideV w:val="single" w:color="auto" w:sz="4" w:space="0"/>
           </w:tblBorders>
           <w:tblCellMar>
+            <w:top w:w="0" w:type="dxa"/>
             <w:left w:w="108" w:type="dxa"/>
+            <w:bottom w:w="0" w:type="dxa"/>
             <w:right w:w="108" w:type="dxa"/>
           </w:tblCellMar>
         </w:tblPrEx>
@@ -3925,7 +3923,9 @@
             <w:insideV w:val="single" w:color="auto" w:sz="4" w:space="0"/>
           </w:tblBorders>
           <w:tblCellMar>
+            <w:top w:w="0" w:type="dxa"/>
             <w:left w:w="108" w:type="dxa"/>
+            <w:bottom w:w="0" w:type="dxa"/>
             <w:right w:w="108" w:type="dxa"/>
           </w:tblCellMar>
         </w:tblPrEx>
@@ -4051,7 +4051,9 @@
             <w:insideV w:val="single" w:color="auto" w:sz="4" w:space="0"/>
           </w:tblBorders>
           <w:tblCellMar>
+            <w:top w:w="0" w:type="dxa"/>
             <w:left w:w="108" w:type="dxa"/>
+            <w:bottom w:w="0" w:type="dxa"/>
             <w:right w:w="108" w:type="dxa"/>
           </w:tblCellMar>
         </w:tblPrEx>
@@ -4177,7 +4179,9 @@
             <w:insideV w:val="single" w:color="auto" w:sz="4" w:space="0"/>
           </w:tblBorders>
           <w:tblCellMar>
+            <w:top w:w="0" w:type="dxa"/>
             <w:left w:w="108" w:type="dxa"/>
+            <w:bottom w:w="0" w:type="dxa"/>
             <w:right w:w="108" w:type="dxa"/>
           </w:tblCellMar>
         </w:tblPrEx>
@@ -4295,7 +4299,9 @@
             <w:insideV w:val="single" w:color="auto" w:sz="4" w:space="0"/>
           </w:tblBorders>
           <w:tblCellMar>
+            <w:top w:w="0" w:type="dxa"/>
             <w:left w:w="108" w:type="dxa"/>
+            <w:bottom w:w="0" w:type="dxa"/>
             <w:right w:w="108" w:type="dxa"/>
           </w:tblCellMar>
         </w:tblPrEx>
@@ -4405,7 +4411,9 @@
             <w:insideV w:val="single" w:color="auto" w:sz="4" w:space="0"/>
           </w:tblBorders>
           <w:tblCellMar>
+            <w:top w:w="0" w:type="dxa"/>
             <w:left w:w="108" w:type="dxa"/>
+            <w:bottom w:w="0" w:type="dxa"/>
             <w:right w:w="108" w:type="dxa"/>
           </w:tblCellMar>
         </w:tblPrEx>
@@ -4515,7 +4523,9 @@
             <w:insideV w:val="single" w:color="auto" w:sz="4" w:space="0"/>
           </w:tblBorders>
           <w:tblCellMar>
+            <w:top w:w="0" w:type="dxa"/>
             <w:left w:w="108" w:type="dxa"/>
+            <w:bottom w:w="0" w:type="dxa"/>
             <w:right w:w="108" w:type="dxa"/>
           </w:tblCellMar>
         </w:tblPrEx>
@@ -4625,7 +4635,9 @@
             <w:insideV w:val="single" w:color="auto" w:sz="4" w:space="0"/>
           </w:tblBorders>
           <w:tblCellMar>
+            <w:top w:w="0" w:type="dxa"/>
             <w:left w:w="108" w:type="dxa"/>
+            <w:bottom w:w="0" w:type="dxa"/>
             <w:right w:w="108" w:type="dxa"/>
           </w:tblCellMar>
         </w:tblPrEx>
@@ -4735,7 +4747,9 @@
             <w:insideV w:val="single" w:color="auto" w:sz="4" w:space="0"/>
           </w:tblBorders>
           <w:tblCellMar>
+            <w:top w:w="0" w:type="dxa"/>
             <w:left w:w="108" w:type="dxa"/>
+            <w:bottom w:w="0" w:type="dxa"/>
             <w:right w:w="108" w:type="dxa"/>
           </w:tblCellMar>
         </w:tblPrEx>
@@ -4845,7 +4859,9 @@
             <w:insideV w:val="single" w:color="auto" w:sz="4" w:space="0"/>
           </w:tblBorders>
           <w:tblCellMar>
+            <w:top w:w="0" w:type="dxa"/>
             <w:left w:w="108" w:type="dxa"/>
+            <w:bottom w:w="0" w:type="dxa"/>
             <w:right w:w="108" w:type="dxa"/>
           </w:tblCellMar>
         </w:tblPrEx>
@@ -4955,7 +4971,9 @@
             <w:insideV w:val="single" w:color="auto" w:sz="4" w:space="0"/>
           </w:tblBorders>
           <w:tblCellMar>
+            <w:top w:w="0" w:type="dxa"/>
             <w:left w:w="108" w:type="dxa"/>
+            <w:bottom w:w="0" w:type="dxa"/>
             <w:right w:w="108" w:type="dxa"/>
           </w:tblCellMar>
         </w:tblPrEx>
@@ -5065,7 +5083,9 @@
             <w:insideV w:val="single" w:color="auto" w:sz="4" w:space="0"/>
           </w:tblBorders>
           <w:tblCellMar>
+            <w:top w:w="0" w:type="dxa"/>
             <w:left w:w="108" w:type="dxa"/>
+            <w:bottom w:w="0" w:type="dxa"/>
             <w:right w:w="108" w:type="dxa"/>
           </w:tblCellMar>
         </w:tblPrEx>
@@ -5175,7 +5195,9 @@
             <w:insideV w:val="single" w:color="auto" w:sz="4" w:space="0"/>
           </w:tblBorders>
           <w:tblCellMar>
+            <w:top w:w="0" w:type="dxa"/>
             <w:left w:w="108" w:type="dxa"/>
+            <w:bottom w:w="0" w:type="dxa"/>
             <w:right w:w="108" w:type="dxa"/>
           </w:tblCellMar>
         </w:tblPrEx>
@@ -5285,7 +5307,9 @@
             <w:insideV w:val="single" w:color="auto" w:sz="4" w:space="0"/>
           </w:tblBorders>
           <w:tblCellMar>
+            <w:top w:w="0" w:type="dxa"/>
             <w:left w:w="108" w:type="dxa"/>
+            <w:bottom w:w="0" w:type="dxa"/>
             <w:right w:w="108" w:type="dxa"/>
           </w:tblCellMar>
         </w:tblPrEx>
@@ -5403,7 +5427,9 @@
             <w:insideV w:val="single" w:color="auto" w:sz="4" w:space="0"/>
           </w:tblBorders>
           <w:tblCellMar>
+            <w:top w:w="0" w:type="dxa"/>
             <w:left w:w="108" w:type="dxa"/>
+            <w:bottom w:w="0" w:type="dxa"/>
             <w:right w:w="108" w:type="dxa"/>
           </w:tblCellMar>
         </w:tblPrEx>
@@ -5427,8 +5453,6 @@
               </w:rPr>
               <w:t>enable_status</w:t>
             </w:r>
-            <w:bookmarkStart w:id="0" w:name="_GoBack"/>
-            <w:bookmarkEnd w:id="0"/>
           </w:p>
         </w:tc>
         <w:tc>
@@ -5523,7 +5547,9 @@
             <w:insideV w:val="single" w:color="auto" w:sz="4" w:space="0"/>
           </w:tblBorders>
           <w:tblCellMar>
+            <w:top w:w="0" w:type="dxa"/>
             <w:left w:w="108" w:type="dxa"/>
+            <w:bottom w:w="0" w:type="dxa"/>
             <w:right w:w="108" w:type="dxa"/>
           </w:tblCellMar>
         </w:tblPrEx>
@@ -5641,7 +5667,9 @@
             <w:insideV w:val="single" w:color="auto" w:sz="4" w:space="0"/>
           </w:tblBorders>
           <w:tblCellMar>
+            <w:top w:w="0" w:type="dxa"/>
             <w:left w:w="108" w:type="dxa"/>
+            <w:bottom w:w="0" w:type="dxa"/>
             <w:right w:w="108" w:type="dxa"/>
           </w:tblCellMar>
         </w:tblPrEx>
@@ -5764,7 +5792,9 @@
             <w:insideV w:val="single" w:color="auto" w:sz="4" w:space="0"/>
           </w:tblBorders>
           <w:tblCellMar>
+            <w:top w:w="0" w:type="dxa"/>
             <w:left w:w="108" w:type="dxa"/>
+            <w:bottom w:w="0" w:type="dxa"/>
             <w:right w:w="108" w:type="dxa"/>
           </w:tblCellMar>
         </w:tblPrEx>
@@ -6743,7 +6773,9 @@
         </w:tblBorders>
         <w:tblLayout w:type="autofit"/>
         <w:tblCellMar>
+          <w:top w:w="0" w:type="dxa"/>
           <w:left w:w="108" w:type="dxa"/>
+          <w:bottom w:w="0" w:type="dxa"/>
           <w:right w:w="108" w:type="dxa"/>
         </w:tblCellMar>
       </w:tblPr>
@@ -6765,7 +6797,9 @@
             <w:insideV w:val="single" w:color="auto" w:sz="4" w:space="0"/>
           </w:tblBorders>
           <w:tblCellMar>
+            <w:top w:w="0" w:type="dxa"/>
             <w:left w:w="108" w:type="dxa"/>
+            <w:bottom w:w="0" w:type="dxa"/>
             <w:right w:w="108" w:type="dxa"/>
           </w:tblCellMar>
         </w:tblPrEx>
@@ -6890,7 +6924,9 @@
             <w:insideV w:val="single" w:color="auto" w:sz="4" w:space="0"/>
           </w:tblBorders>
           <w:tblCellMar>
+            <w:top w:w="0" w:type="dxa"/>
             <w:left w:w="108" w:type="dxa"/>
+            <w:bottom w:w="0" w:type="dxa"/>
             <w:right w:w="108" w:type="dxa"/>
           </w:tblCellMar>
         </w:tblPrEx>
@@ -7016,7 +7052,9 @@
             <w:insideV w:val="single" w:color="auto" w:sz="4" w:space="0"/>
           </w:tblBorders>
           <w:tblCellMar>
+            <w:top w:w="0" w:type="dxa"/>
             <w:left w:w="108" w:type="dxa"/>
+            <w:bottom w:w="0" w:type="dxa"/>
             <w:right w:w="108" w:type="dxa"/>
           </w:tblCellMar>
         </w:tblPrEx>
@@ -7142,7 +7180,9 @@
             <w:insideV w:val="single" w:color="auto" w:sz="4" w:space="0"/>
           </w:tblBorders>
           <w:tblCellMar>
+            <w:top w:w="0" w:type="dxa"/>
             <w:left w:w="108" w:type="dxa"/>
+            <w:bottom w:w="0" w:type="dxa"/>
             <w:right w:w="108" w:type="dxa"/>
           </w:tblCellMar>
         </w:tblPrEx>
@@ -7508,6 +7548,8 @@
               </w:rPr>
               <w:t>厂商编码（审批通过后自动生成）</w:t>
             </w:r>
+            <w:bookmarkStart w:id="0" w:name="_GoBack"/>
+            <w:bookmarkEnd w:id="0"/>
           </w:p>
         </w:tc>
         <w:tc>
@@ -7544,14 +7586,6 @@
                 <w:lang w:val="en-US" w:eastAsia="zh-CN"/>
               </w:rPr>
             </w:pPr>
-            <w:r>
-              <w:rPr>
-                <w:rFonts w:hint="eastAsia"/>
-                <w:vertAlign w:val="baseline"/>
-                <w:lang w:val="en-US" w:eastAsia="zh-CN"/>
-              </w:rPr>
-              <w:t>唯一</w:t>
-            </w:r>
           </w:p>
         </w:tc>
         <w:tc>
@@ -7811,6 +7845,12 @@
             <w:insideH w:val="single" w:color="auto" w:sz="4" w:space="0"/>
             <w:insideV w:val="single" w:color="auto" w:sz="4" w:space="0"/>
           </w:tblBorders>
+          <w:tblCellMar>
+            <w:top w:w="0" w:type="dxa"/>
+            <w:left w:w="108" w:type="dxa"/>
+            <w:bottom w:w="0" w:type="dxa"/>
+            <w:right w:w="108" w:type="dxa"/>
+          </w:tblCellMar>
         </w:tblPrEx>
         <w:tc>
           <w:tcPr>
@@ -9717,6 +9757,14 @@
       </w:tr>
       <w:tr>
         <w:tblPrEx>
+          <w:tblBorders>
+            <w:top w:val="single" w:color="auto" w:sz="4" w:space="0"/>
+            <w:left w:val="single" w:color="auto" w:sz="4" w:space="0"/>
+            <w:bottom w:val="single" w:color="auto" w:sz="4" w:space="0"/>
+            <w:right w:val="single" w:color="auto" w:sz="4" w:space="0"/>
+            <w:insideH w:val="single" w:color="auto" w:sz="4" w:space="0"/>
+            <w:insideV w:val="single" w:color="auto" w:sz="4" w:space="0"/>
+          </w:tblBorders>
           <w:tblCellMar>
             <w:top w:w="0" w:type="dxa"/>
             <w:left w:w="108" w:type="dxa"/>
@@ -16583,6 +16631,12 @@
             <w:insideH w:val="single" w:color="auto" w:sz="4" w:space="0"/>
             <w:insideV w:val="single" w:color="auto" w:sz="4" w:space="0"/>
           </w:tblBorders>
+          <w:tblCellMar>
+            <w:top w:w="0" w:type="dxa"/>
+            <w:left w:w="108" w:type="dxa"/>
+            <w:bottom w:w="0" w:type="dxa"/>
+            <w:right w:w="108" w:type="dxa"/>
+          </w:tblCellMar>
         </w:tblPrEx>
         <w:tc>
           <w:tcPr>
@@ -18185,6 +18239,12 @@
             <w:insideH w:val="single" w:color="auto" w:sz="4" w:space="0"/>
             <w:insideV w:val="single" w:color="auto" w:sz="4" w:space="0"/>
           </w:tblBorders>
+          <w:tblCellMar>
+            <w:top w:w="0" w:type="dxa"/>
+            <w:left w:w="108" w:type="dxa"/>
+            <w:bottom w:w="0" w:type="dxa"/>
+            <w:right w:w="108" w:type="dxa"/>
+          </w:tblCellMar>
         </w:tblPrEx>
         <w:tc>
           <w:tcPr>

--- a/数据库设计文档.docx
+++ b/数据库设计文档.docx
@@ -1473,6 +1473,12 @@
             <w:insideH w:val="single" w:color="auto" w:sz="4" w:space="0"/>
             <w:insideV w:val="single" w:color="auto" w:sz="4" w:space="0"/>
           </w:tblBorders>
+          <w:tblCellMar>
+            <w:top w:w="0" w:type="dxa"/>
+            <w:left w:w="108" w:type="dxa"/>
+            <w:bottom w:w="0" w:type="dxa"/>
+            <w:right w:w="108" w:type="dxa"/>
+          </w:tblCellMar>
         </w:tblPrEx>
         <w:tc>
           <w:tcPr>
@@ -7548,8 +7554,6 @@
               </w:rPr>
               <w:t>厂商编码（审批通过后自动生成）</w:t>
             </w:r>
-            <w:bookmarkStart w:id="0" w:name="_GoBack"/>
-            <w:bookmarkEnd w:id="0"/>
           </w:p>
         </w:tc>
         <w:tc>
@@ -9336,14 +9340,6 @@
                 <w:lang w:val="en-US" w:eastAsia="zh-CN"/>
               </w:rPr>
             </w:pPr>
-            <w:r>
-              <w:rPr>
-                <w:rFonts w:hint="eastAsia"/>
-                <w:vertAlign w:val="baseline"/>
-                <w:lang w:val="en-US" w:eastAsia="zh-CN"/>
-              </w:rPr>
-              <w:t>callback_url</w:t>
-            </w:r>
           </w:p>
         </w:tc>
         <w:tc>
@@ -9364,7 +9360,7 @@
                 <w:vertAlign w:val="baseline"/>
                 <w:lang w:val="en-US" w:eastAsia="zh-CN"/>
               </w:rPr>
-              <w:t>回调地址</w:t>
+              <w:t>平台token</w:t>
             </w:r>
           </w:p>
         </w:tc>
@@ -9448,14 +9444,6 @@
                 <w:lang w:val="en-US" w:eastAsia="zh-CN"/>
               </w:rPr>
             </w:pPr>
-            <w:r>
-              <w:rPr>
-                <w:rFonts w:hint="eastAsia"/>
-                <w:vertAlign w:val="baseline"/>
-                <w:lang w:val="en-US" w:eastAsia="zh-CN"/>
-              </w:rPr>
-              <w:t>api_version</w:t>
-            </w:r>
           </w:p>
         </w:tc>
         <w:tc>
@@ -9476,7 +9464,7 @@
                 <w:vertAlign w:val="baseline"/>
                 <w:lang w:val="en-US" w:eastAsia="zh-CN"/>
               </w:rPr>
-              <w:t>API版本</w:t>
+              <w:t>厂商token</w:t>
             </w:r>
           </w:p>
         </w:tc>
@@ -9492,14 +9480,6 @@
                 <w:lang w:val="en-US" w:eastAsia="zh-CN"/>
               </w:rPr>
             </w:pPr>
-            <w:r>
-              <w:rPr>
-                <w:rFonts w:hint="eastAsia"/>
-                <w:vertAlign w:val="baseline"/>
-                <w:lang w:val="en-US" w:eastAsia="zh-CN"/>
-              </w:rPr>
-              <w:t>VARCAHR(20)</w:t>
-            </w:r>
           </w:p>
         </w:tc>
         <w:tc>
@@ -9765,12 +9745,6 @@
             <w:insideH w:val="single" w:color="auto" w:sz="4" w:space="0"/>
             <w:insideV w:val="single" w:color="auto" w:sz="4" w:space="0"/>
           </w:tblBorders>
-          <w:tblCellMar>
-            <w:top w:w="0" w:type="dxa"/>
-            <w:left w:w="108" w:type="dxa"/>
-            <w:bottom w:w="0" w:type="dxa"/>
-            <w:right w:w="108" w:type="dxa"/>
-          </w:tblCellMar>
         </w:tblPrEx>
         <w:tc>
           <w:tcPr>
@@ -10213,12 +10187,6 @@
             <w:insideH w:val="single" w:color="auto" w:sz="4" w:space="0"/>
             <w:insideV w:val="single" w:color="auto" w:sz="4" w:space="0"/>
           </w:tblBorders>
-          <w:tblCellMar>
-            <w:top w:w="0" w:type="dxa"/>
-            <w:left w:w="108" w:type="dxa"/>
-            <w:bottom w:w="0" w:type="dxa"/>
-            <w:right w:w="108" w:type="dxa"/>
-          </w:tblCellMar>
         </w:tblPrEx>
         <w:tc>
           <w:tcPr>
@@ -10570,6 +10538,7 @@
           <w:lang w:val="en-US" w:eastAsia="zh-CN"/>
         </w:rPr>
       </w:pPr>
+      <w:bookmarkStart w:id="0" w:name="_GoBack"/>
       <w:r>
         <w:rPr>
           <w:rFonts w:hint="eastAsia"/>
@@ -10578,6 +10547,7 @@
         <w:t>vendor_audit_records</w:t>
       </w:r>
     </w:p>
+    <w:bookmarkEnd w:id="0"/>
     <w:tbl>
       <w:tblPr>
         <w:tblStyle w:val="3"/>
@@ -13920,12 +13890,6 @@
             <w:insideH w:val="single" w:color="auto" w:sz="4" w:space="0"/>
             <w:insideV w:val="single" w:color="auto" w:sz="4" w:space="0"/>
           </w:tblBorders>
-          <w:tblCellMar>
-            <w:top w:w="0" w:type="dxa"/>
-            <w:left w:w="108" w:type="dxa"/>
-            <w:bottom w:w="0" w:type="dxa"/>
-            <w:right w:w="108" w:type="dxa"/>
-          </w:tblCellMar>
         </w:tblPrEx>
         <w:tc>
           <w:tcPr>
@@ -16934,38 +16898,6 @@
                 <w:lang w:val="en-US" w:eastAsia="zh-CN"/>
               </w:rPr>
               <w:t>forbidden</w:t>
-            </w:r>
-            <w:r>
-              <w:rPr>
-                <w:rFonts w:hint="default"/>
-                <w:vertAlign w:val="baseline"/>
-                <w:lang w:val="en-US" w:eastAsia="zh-CN"/>
-              </w:rPr>
-              <w:t>’</w:t>
-            </w:r>
-            <w:r>
-              <w:rPr>
-                <w:rFonts w:hint="eastAsia"/>
-                <w:vertAlign w:val="baseline"/>
-                <w:lang w:val="en-US" w:eastAsia="zh-CN"/>
-              </w:rPr>
-              <w:t>,</w:t>
-            </w:r>
-            <w:r>
-              <w:rPr>
-                <w:rFonts w:hint="default"/>
-                <w:vertAlign w:val="baseline"/>
-                <w:lang w:val="en-US" w:eastAsia="zh-CN"/>
-              </w:rPr>
-              <w:t>’</w:t>
-            </w:r>
-            <w:r>
-              <w:rPr>
-                <w:rFonts w:hint="eastAsia"/>
-                <w:vertAlign w:val="baseline"/>
-                <w:lang w:val="en-US" w:eastAsia="zh-CN"/>
-              </w:rPr>
-              <w:t>pending</w:t>
             </w:r>
             <w:r>
               <w:rPr>
